--- a/Siddharth_pimpalkar.docx
+++ b/Siddharth_pimpalkar.docx
@@ -2,6 +2,14 @@
 <file path=word/document.xml><?xml version="1.0" encoding="utf-8"?>
 <w:document xmlns:wpc="http://schemas.microsoft.com/office/word/2010/wordprocessingCanvas" xmlns:cx="http://schemas.microsoft.com/office/drawing/2014/chartex" xmlns:cx1="http://schemas.microsoft.com/office/drawing/2015/9/8/chartex" xmlns:cx2="http://schemas.microsoft.com/office/drawing/2015/10/21/chartex" xmlns:cx3="http://schemas.microsoft.com/office/drawing/2016/5/9/chartex" xmlns:cx4="http://schemas.microsoft.com/office/drawing/2016/5/10/chartex" xmlns:cx5="http://schemas.microsoft.com/office/drawing/2016/5/11/chartex" xmlns:cx6="http://schemas.microsoft.com/office/drawing/2016/5/12/chartex" xmlns:cx7="http://schemas.microsoft.com/office/drawing/2016/5/13/chartex" xmlns:cx8="http://schemas.microsoft.com/office/drawing/2016/5/14/chartex" xmlns:mc="http://schemas.openxmlformats.org/markup-compatibility/2006" xmlns:aink="http://schemas.microsoft.com/office/drawing/2016/ink" xmlns:am3d="http://schemas.microsoft.com/office/drawing/2017/model3d" xmlns:o="urn:schemas-microsoft-com:office:office" xmlns:oel="http://schemas.microsoft.com/office/2019/extlst" xmlns:r="http://schemas.openxmlformats.org/officeDocument/2006/relationships" xmlns:m="http://schemas.openxmlformats.org/officeDocument/2006/math" xmlns:v="urn:schemas-microsoft-com:vml" xmlns:wp14="http://schemas.microsoft.com/office/word/2010/wordprocessingDrawing" xmlns:wp="http://schemas.openxmlformats.org/drawingml/2006/wordprocessingDrawing" xmlns:w10="urn:schemas-microsoft-com:office:word" xmlns:w="http://schemas.openxmlformats.org/wordprocessingml/2006/main" xmlns:w14="http://schemas.microsoft.com/office/word/2010/wordml" xmlns:w15="http://schemas.microsoft.com/office/word/2012/wordml" xmlns:w16cex="http://schemas.microsoft.com/office/word/2018/wordml/cex" xmlns:w16cid="http://schemas.microsoft.com/office/word/2016/wordml/cid" xmlns:w16="http://schemas.microsoft.com/office/word/2018/wordml" xmlns:w16du="http://schemas.microsoft.com/office/word/2023/wordml/word16du" xmlns:w16sdtdh="http://schemas.microsoft.com/office/word/2020/wordml/sdtdatahash" xmlns:w16sdtfl="http://schemas.microsoft.com/office/word/2024/wordml/sdtformatlock" xmlns:w16se="http://schemas.microsoft.com/office/word/2015/wordml/symex" xmlns:wpg="http://schemas.microsoft.com/office/word/2010/wordprocessingGroup" xmlns:wpi="http://schemas.microsoft.com/office/word/2010/wordprocessingInk" xmlns:wne="http://schemas.microsoft.com/office/word/2006/wordml" xmlns:wps="http://schemas.microsoft.com/office/word/2010/wordprocessingShape" mc:Ignorable="w14 w15 w16se w16cid w16 w16cex w16sdtdh w16sdtfl w16du wp14">
   <w:body>
+    <w:p>
+      <w:r>
+        <w:t xml:space="preserve">GIT REPO: </w:t>
+      </w:r>
+      <w:r>
+        <w:t>https://github.com/SIDDHARTH0424/Logictap_SIDD</w:t>
+      </w:r>
+    </w:p>
     <w:p>
       <w:pPr>
         <w:rPr>
@@ -37,11 +45,19 @@
       </w:r>
       <w:proofErr w:type="spellStart"/>
       <w:r>
-        <w:t>on_call_answered</w:t>
-      </w:r>
-      <w:proofErr w:type="spellEnd"/>
-      <w:r>
-        <w:t>() function the timer starts when customer picks up the call.</w:t>
+        <w:t>on_call_</w:t>
+      </w:r>
+      <w:proofErr w:type="gramStart"/>
+      <w:r>
+        <w:t>answered</w:t>
+      </w:r>
+      <w:proofErr w:type="spellEnd"/>
+      <w:r>
+        <w:t>(</w:t>
+      </w:r>
+      <w:proofErr w:type="gramEnd"/>
+      <w:r>
+        <w:t>) function the timer starts when customer picks up the call.</w:t>
       </w:r>
     </w:p>
     <w:p>
@@ -61,7 +77,15 @@
       </w:r>
       <w:proofErr w:type="spellEnd"/>
       <w:r>
-        <w:t xml:space="preserve"> when the call is picked-up.</w:t>
+        <w:t xml:space="preserve"> when the call is </w:t>
+      </w:r>
+      <w:proofErr w:type="gramStart"/>
+      <w:r>
+        <w:t>picked-up</w:t>
+      </w:r>
+      <w:proofErr w:type="gramEnd"/>
+      <w:r>
+        <w:t>.</w:t>
       </w:r>
     </w:p>
     <w:p>
@@ -179,7 +203,15 @@
       </w:r>
       <w:proofErr w:type="spellEnd"/>
       <w:r>
-        <w:t xml:space="preserve"> function has to reset the timer on call end and on speech to make it start again from 0 during live call.</w:t>
+        <w:t xml:space="preserve"> function </w:t>
+      </w:r>
+      <w:proofErr w:type="gramStart"/>
+      <w:r>
+        <w:t>has to</w:t>
+      </w:r>
+      <w:proofErr w:type="gramEnd"/>
+      <w:r>
+        <w:t xml:space="preserve"> reset the timer on call end and on speech to make it start again from 0 during live call.</w:t>
       </w:r>
     </w:p>
     <w:p>
@@ -314,12 +346,17 @@
         <w:t xml:space="preserve">    if </w:t>
       </w:r>
       <w:proofErr w:type="spellStart"/>
+      <w:proofErr w:type="gramStart"/>
       <w:r>
         <w:t>job.state</w:t>
       </w:r>
       <w:proofErr w:type="spellEnd"/>
       <w:r>
-        <w:t xml:space="preserve"> != "</w:t>
+        <w:t xml:space="preserve"> !=</w:t>
+      </w:r>
+      <w:proofErr w:type="gramEnd"/>
+      <w:r>
+        <w:t xml:space="preserve"> "</w:t>
       </w:r>
       <w:proofErr w:type="spellStart"/>
       <w:r>
@@ -330,8 +367,13 @@
         <w:t xml:space="preserve">" or </w:t>
       </w:r>
       <w:proofErr w:type="spellStart"/>
-      <w:r>
-        <w:t>job.caller_spoke</w:t>
+      <w:proofErr w:type="gramStart"/>
+      <w:r>
+        <w:t>job.caller</w:t>
+      </w:r>
+      <w:proofErr w:type="gramEnd"/>
+      <w:r>
+        <w:t>_spoke</w:t>
       </w:r>
       <w:proofErr w:type="spellEnd"/>
       <w:r>
@@ -354,10 +396,12 @@
         <w:t xml:space="preserve">    </w:t>
       </w:r>
       <w:proofErr w:type="spellStart"/>
+      <w:proofErr w:type="gramStart"/>
       <w:r>
         <w:t>job.attempts</w:t>
       </w:r>
       <w:proofErr w:type="spellEnd"/>
+      <w:proofErr w:type="gramEnd"/>
       <w:r>
         <w:t xml:space="preserve"> += 1</w:t>
       </w:r>
@@ -370,10 +414,12 @@
         <w:t xml:space="preserve">    </w:t>
       </w:r>
       <w:proofErr w:type="spellStart"/>
+      <w:proofErr w:type="gramStart"/>
       <w:r>
         <w:t>job.state</w:t>
       </w:r>
       <w:proofErr w:type="spellEnd"/>
+      <w:proofErr w:type="gramEnd"/>
       <w:r>
         <w:t xml:space="preserve"> = "failed"</w:t>
       </w:r>
@@ -386,10 +432,12 @@
         <w:t xml:space="preserve">    if </w:t>
       </w:r>
       <w:proofErr w:type="spellStart"/>
+      <w:proofErr w:type="gramStart"/>
       <w:r>
         <w:t>job.attempts</w:t>
       </w:r>
       <w:proofErr w:type="spellEnd"/>
+      <w:proofErr w:type="gramEnd"/>
       <w:r>
         <w:t xml:space="preserve"> &lt; </w:t>
       </w:r>
@@ -410,12 +458,17 @@
         <w:t xml:space="preserve">        </w:t>
       </w:r>
       <w:proofErr w:type="spellStart"/>
+      <w:proofErr w:type="gramStart"/>
       <w:r>
         <w:t>queue.add</w:t>
       </w:r>
       <w:proofErr w:type="spellEnd"/>
       <w:r>
-        <w:t xml:space="preserve">(job.id, </w:t>
+        <w:t>(</w:t>
+      </w:r>
+      <w:proofErr w:type="gramEnd"/>
+      <w:r>
+        <w:t xml:space="preserve">job.id, </w:t>
       </w:r>
       <w:proofErr w:type="spellStart"/>
       <w:r>
@@ -431,13 +484,16 @@
         <w:spacing w:line="276" w:lineRule="auto"/>
       </w:pPr>
       <w:r>
+        <w:lastRenderedPageBreak/>
         <w:t xml:space="preserve">    </w:t>
       </w:r>
       <w:proofErr w:type="spellStart"/>
+      <w:proofErr w:type="gramStart"/>
       <w:r>
         <w:t>db.save</w:t>
       </w:r>
       <w:proofErr w:type="spellEnd"/>
+      <w:proofErr w:type="gramEnd"/>
       <w:r>
         <w:t>(job)</w:t>
       </w:r>
@@ -521,7 +577,39 @@
       </w:r>
       <w:proofErr w:type="spellEnd"/>
       <w:r>
-        <w:t>" --data-raw '{\"call_id\":\"abc123\",\"status\":\"answered\",\"duration_secs\":42}'</w:t>
+        <w:t>" --data-raw '{\"call_id\</w:t>
+      </w:r>
+      <w:proofErr w:type="gramStart"/>
+      <w:r>
+        <w:t>":\</w:t>
+      </w:r>
+      <w:proofErr w:type="gramEnd"/>
+      <w:r>
+        <w:t>"abc123\</w:t>
+      </w:r>
+      <w:proofErr w:type="gramStart"/>
+      <w:r>
+        <w:t>",\</w:t>
+      </w:r>
+      <w:proofErr w:type="gramEnd"/>
+      <w:r>
+        <w:t>"status\</w:t>
+      </w:r>
+      <w:proofErr w:type="gramStart"/>
+      <w:r>
+        <w:t>":\</w:t>
+      </w:r>
+      <w:proofErr w:type="gramEnd"/>
+      <w:r>
+        <w:t>"answered\</w:t>
+      </w:r>
+      <w:proofErr w:type="gramStart"/>
+      <w:r>
+        <w:t>",\</w:t>
+      </w:r>
+      <w:proofErr w:type="gramEnd"/>
+      <w:r>
+        <w:t>"duration_secs\":42}'</w:t>
       </w:r>
     </w:p>
     <w:p>
@@ -555,7 +643,39 @@
       </w:r>
       <w:proofErr w:type="spellEnd"/>
       <w:r>
-        <w:t>" --data-raw '{\"call_id\":\"abc123\",\"status\":\"answered\",\"duration_secs\":42}'</w:t>
+        <w:t>" --data-raw '{\"call_id\</w:t>
+      </w:r>
+      <w:proofErr w:type="gramStart"/>
+      <w:r>
+        <w:t>":\</w:t>
+      </w:r>
+      <w:proofErr w:type="gramEnd"/>
+      <w:r>
+        <w:t>"abc123\</w:t>
+      </w:r>
+      <w:proofErr w:type="gramStart"/>
+      <w:r>
+        <w:t>",\</w:t>
+      </w:r>
+      <w:proofErr w:type="gramEnd"/>
+      <w:r>
+        <w:t>"status\</w:t>
+      </w:r>
+      <w:proofErr w:type="gramStart"/>
+      <w:r>
+        <w:t>":\</w:t>
+      </w:r>
+      <w:proofErr w:type="gramEnd"/>
+      <w:r>
+        <w:t>"answered\</w:t>
+      </w:r>
+      <w:proofErr w:type="gramStart"/>
+      <w:r>
+        <w:t>",\</w:t>
+      </w:r>
+      <w:proofErr w:type="gramEnd"/>
+      <w:r>
+        <w:t>"duration_secs\":42}'</w:t>
       </w:r>
     </w:p>
     <w:p>
@@ -595,7 +715,7 @@
           <w:noProof/>
         </w:rPr>
         <w:drawing>
-          <wp:inline distT="0" distB="0" distL="0" distR="0" wp14:anchorId="3F92B50F" wp14:editId="7EBA14D9">
+          <wp:inline distT="0" distB="0" distL="0" distR="0" wp14:anchorId="3F92B50F" wp14:editId="5088EFB9">
             <wp:extent cx="5731510" cy="2917825"/>
             <wp:effectExtent l="0" t="0" r="2540" b="0"/>
             <wp:docPr id="179951463" name="Picture 1"/>
@@ -719,7 +839,15 @@
         <w:spacing w:line="276" w:lineRule="auto"/>
       </w:pPr>
       <w:r>
-        <w:t>Find a repeating request. Example: Two POST's to the same path (i.e./call-ended), same method (POST), same body (</w:t>
+        <w:t xml:space="preserve">Find a repeating request. Example: Two </w:t>
+      </w:r>
+      <w:proofErr w:type="gramStart"/>
+      <w:r>
+        <w:t>POST's</w:t>
+      </w:r>
+      <w:proofErr w:type="gramEnd"/>
+      <w:r>
+        <w:t xml:space="preserve"> to the same path (i.e./call-ended), same method (POST), same body (</w:t>
       </w:r>
       <w:proofErr w:type="spellStart"/>
       <w:r>
@@ -781,6 +909,13 @@
       <w:r>
         <w:t xml:space="preserve">, ignoring subsequent requests. A timestamp in the body would also help. </w:t>
       </w:r>
+    </w:p>
+    <w:p>
+      <w:pPr>
+        <w:pStyle w:val="ListParagraph"/>
+        <w:spacing w:line="276" w:lineRule="auto"/>
+        <w:ind w:left="1080"/>
+      </w:pPr>
     </w:p>
     <w:p>
       <w:pPr>
@@ -805,7 +940,15 @@
         <w:spacing w:line="276" w:lineRule="auto"/>
       </w:pPr>
       <w:r>
-        <w:t>One thing I learned was how I had to modify the curl command. In PowerShell, curl is actually an alias for Invoke-</w:t>
+        <w:t xml:space="preserve">One thing I learned was how I had to modify the curl command. In PowerShell, curl is </w:t>
+      </w:r>
+      <w:proofErr w:type="gramStart"/>
+      <w:r>
+        <w:t>actually an</w:t>
+      </w:r>
+      <w:proofErr w:type="gramEnd"/>
+      <w:r>
+        <w:t xml:space="preserve"> alias for Invoke-</w:t>
       </w:r>
       <w:proofErr w:type="spellStart"/>
       <w:r>
@@ -921,11 +1064,330 @@
         <w:t xml:space="preserve">def </w:t>
       </w:r>
       <w:proofErr w:type="spellStart"/>
+      <w:proofErr w:type="gramStart"/>
       <w:r>
         <w:t>db</w:t>
       </w:r>
       <w:proofErr w:type="spellEnd"/>
       <w:r>
+        <w:t>(</w:t>
+      </w:r>
+      <w:proofErr w:type="gramEnd"/>
+      <w:r>
+        <w:t>):</w:t>
+      </w:r>
+    </w:p>
+    <w:p>
+      <w:pPr>
+        <w:spacing w:line="276" w:lineRule="auto"/>
+      </w:pPr>
+      <w:r>
+        <w:t xml:space="preserve">    con = sqlite3.connect(DB)</w:t>
+      </w:r>
+    </w:p>
+    <w:p>
+      <w:pPr>
+        <w:spacing w:line="276" w:lineRule="auto"/>
+      </w:pPr>
+      <w:r>
+        <w:t xml:space="preserve">    </w:t>
+      </w:r>
+      <w:proofErr w:type="spellStart"/>
+      <w:r>
+        <w:t>con.row_factory</w:t>
+      </w:r>
+      <w:proofErr w:type="spellEnd"/>
+      <w:r>
+        <w:t xml:space="preserve"> = sqlite3.Row</w:t>
+      </w:r>
+    </w:p>
+    <w:p>
+      <w:pPr>
+        <w:spacing w:line="276" w:lineRule="auto"/>
+      </w:pPr>
+      <w:r>
+        <w:t xml:space="preserve">    return con</w:t>
+      </w:r>
+    </w:p>
+    <w:p>
+      <w:pPr>
+        <w:spacing w:line="276" w:lineRule="auto"/>
+      </w:pPr>
+    </w:p>
+    <w:p>
+      <w:pPr>
+        <w:spacing w:line="276" w:lineRule="auto"/>
+      </w:pPr>
+    </w:p>
+    <w:p>
+      <w:pPr>
+        <w:spacing w:line="276" w:lineRule="auto"/>
+      </w:pPr>
+      <w:r>
+        <w:t xml:space="preserve">with </w:t>
+      </w:r>
+      <w:proofErr w:type="spellStart"/>
+      <w:proofErr w:type="gramStart"/>
+      <w:r>
+        <w:t>db</w:t>
+      </w:r>
+      <w:proofErr w:type="spellEnd"/>
+      <w:r>
+        <w:t>(</w:t>
+      </w:r>
+      <w:proofErr w:type="gramEnd"/>
+      <w:r>
+        <w:t>) as c:</w:t>
+      </w:r>
+    </w:p>
+    <w:p>
+      <w:pPr>
+        <w:spacing w:line="276" w:lineRule="auto"/>
+      </w:pPr>
+      <w:r>
+        <w:t xml:space="preserve">    </w:t>
+      </w:r>
+      <w:proofErr w:type="spellStart"/>
+      <w:r>
+        <w:t>c.</w:t>
+      </w:r>
+      <w:proofErr w:type="gramStart"/>
+      <w:r>
+        <w:t>execute</w:t>
+      </w:r>
+      <w:proofErr w:type="spellEnd"/>
+      <w:r>
+        <w:t>(</w:t>
+      </w:r>
+      <w:proofErr w:type="gramEnd"/>
+    </w:p>
+    <w:p>
+      <w:pPr>
+        <w:spacing w:line="276" w:lineRule="auto"/>
+      </w:pPr>
+      <w:r>
+        <w:t xml:space="preserve">        "CREATE TABLE IF NOT EXISTS calls ("</w:t>
+      </w:r>
+    </w:p>
+    <w:p>
+      <w:pPr>
+        <w:spacing w:line="276" w:lineRule="auto"/>
+      </w:pPr>
+      <w:r>
+        <w:lastRenderedPageBreak/>
+        <w:t xml:space="preserve">        "</w:t>
+      </w:r>
+      <w:proofErr w:type="spellStart"/>
+      <w:proofErr w:type="gramStart"/>
+      <w:r>
+        <w:t>call</w:t>
+      </w:r>
+      <w:proofErr w:type="gramEnd"/>
+      <w:r>
+        <w:t>_id</w:t>
+      </w:r>
+      <w:proofErr w:type="spellEnd"/>
+      <w:r>
+        <w:t xml:space="preserve"> TEXT PRIMARY KEY, status TEXT, </w:t>
+      </w:r>
+      <w:proofErr w:type="spellStart"/>
+      <w:r>
+        <w:t>duration_secs</w:t>
+      </w:r>
+      <w:proofErr w:type="spellEnd"/>
+      <w:r>
+        <w:t xml:space="preserve"> INTEGER)"</w:t>
+      </w:r>
+    </w:p>
+    <w:p>
+      <w:pPr>
+        <w:spacing w:line="276" w:lineRule="auto"/>
+      </w:pPr>
+      <w:r>
+        <w:t xml:space="preserve">    )</w:t>
+      </w:r>
+    </w:p>
+    <w:p>
+      <w:pPr>
+        <w:spacing w:line="276" w:lineRule="auto"/>
+      </w:pPr>
+    </w:p>
+    <w:p>
+      <w:pPr>
+        <w:spacing w:line="276" w:lineRule="auto"/>
+      </w:pPr>
+    </w:p>
+    <w:p>
+      <w:pPr>
+        <w:spacing w:line="276" w:lineRule="auto"/>
+      </w:pPr>
+      <w:r>
+        <w:t>@app.post("/call-ended")</w:t>
+      </w:r>
+    </w:p>
+    <w:p>
+      <w:pPr>
+        <w:spacing w:line="276" w:lineRule="auto"/>
+      </w:pPr>
+      <w:r>
+        <w:t xml:space="preserve">def </w:t>
+      </w:r>
+      <w:proofErr w:type="spellStart"/>
+      <w:r>
+        <w:t>call_</w:t>
+      </w:r>
+      <w:proofErr w:type="gramStart"/>
+      <w:r>
+        <w:t>ended</w:t>
+      </w:r>
+      <w:proofErr w:type="spellEnd"/>
+      <w:r>
+        <w:t>(</w:t>
+      </w:r>
+      <w:proofErr w:type="gramEnd"/>
+      <w:r>
+        <w:t>):</w:t>
+      </w:r>
+    </w:p>
+    <w:p>
+      <w:pPr>
+        <w:spacing w:line="276" w:lineRule="auto"/>
+      </w:pPr>
+      <w:r>
+        <w:t xml:space="preserve">    data = </w:t>
+      </w:r>
+      <w:proofErr w:type="spellStart"/>
+      <w:r>
+        <w:t>request.get_json</w:t>
+      </w:r>
+      <w:proofErr w:type="spellEnd"/>
+      <w:r>
+        <w:t>(silent=True)</w:t>
+      </w:r>
+    </w:p>
+    <w:p>
+      <w:pPr>
+        <w:spacing w:line="276" w:lineRule="auto"/>
+      </w:pPr>
+      <w:r>
+        <w:t xml:space="preserve">    if not </w:t>
+      </w:r>
+      <w:proofErr w:type="spellStart"/>
+      <w:proofErr w:type="gramStart"/>
+      <w:r>
+        <w:t>isinstance</w:t>
+      </w:r>
+      <w:proofErr w:type="spellEnd"/>
+      <w:r>
+        <w:t>(</w:t>
+      </w:r>
+      <w:proofErr w:type="gramEnd"/>
+      <w:r>
+        <w:t xml:space="preserve">data, </w:t>
+      </w:r>
+      <w:proofErr w:type="spellStart"/>
+      <w:r>
+        <w:t>dict</w:t>
+      </w:r>
+      <w:proofErr w:type="spellEnd"/>
+      <w:r>
+        <w:t>):</w:t>
+      </w:r>
+    </w:p>
+    <w:p>
+      <w:pPr>
+        <w:spacing w:line="276" w:lineRule="auto"/>
+      </w:pPr>
+      <w:r>
+        <w:t xml:space="preserve">        return </w:t>
+      </w:r>
+      <w:proofErr w:type="spellStart"/>
+      <w:proofErr w:type="gramStart"/>
+      <w:r>
+        <w:t>jsonify</w:t>
+      </w:r>
+      <w:proofErr w:type="spellEnd"/>
+      <w:r>
+        <w:t>(</w:t>
+      </w:r>
+      <w:proofErr w:type="gramEnd"/>
+      <w:r>
+        <w:t>error="body must be a JSON object"), 400</w:t>
+      </w:r>
+    </w:p>
+    <w:p>
+      <w:pPr>
+        <w:spacing w:line="276" w:lineRule="auto"/>
+      </w:pPr>
+    </w:p>
+    <w:p>
+      <w:pPr>
+        <w:spacing w:line="276" w:lineRule="auto"/>
+      </w:pPr>
+      <w:r>
+        <w:t xml:space="preserve">    </w:t>
+      </w:r>
+      <w:proofErr w:type="spellStart"/>
+      <w:r>
+        <w:t>call_id</w:t>
+      </w:r>
+      <w:proofErr w:type="spellEnd"/>
+      <w:r>
+        <w:t xml:space="preserve"> = </w:t>
+      </w:r>
+      <w:proofErr w:type="spellStart"/>
+      <w:r>
+        <w:t>data.get</w:t>
+      </w:r>
+      <w:proofErr w:type="spellEnd"/>
+      <w:r>
+        <w:t>("</w:t>
+      </w:r>
+      <w:proofErr w:type="spellStart"/>
+      <w:r>
+        <w:t>call_id</w:t>
+      </w:r>
+      <w:proofErr w:type="spellEnd"/>
+      <w:r>
+        <w:t>")</w:t>
+      </w:r>
+    </w:p>
+    <w:p>
+      <w:pPr>
+        <w:spacing w:line="276" w:lineRule="auto"/>
+      </w:pPr>
+      <w:r>
+        <w:t xml:space="preserve">    if not </w:t>
+      </w:r>
+      <w:proofErr w:type="spellStart"/>
+      <w:proofErr w:type="gramStart"/>
+      <w:r>
+        <w:t>isinstance</w:t>
+      </w:r>
+      <w:proofErr w:type="spellEnd"/>
+      <w:r>
+        <w:t>(</w:t>
+      </w:r>
+      <w:proofErr w:type="spellStart"/>
+      <w:proofErr w:type="gramEnd"/>
+      <w:r>
+        <w:t>call_id</w:t>
+      </w:r>
+      <w:proofErr w:type="spellEnd"/>
+      <w:r>
+        <w:t xml:space="preserve">, str) or not </w:t>
+      </w:r>
+      <w:proofErr w:type="spellStart"/>
+      <w:r>
+        <w:t>call_</w:t>
+      </w:r>
+      <w:proofErr w:type="gramStart"/>
+      <w:r>
+        <w:t>id.strip</w:t>
+      </w:r>
+      <w:proofErr w:type="spellEnd"/>
+      <w:proofErr w:type="gramEnd"/>
+      <w:r>
         <w:t>():</w:t>
       </w:r>
     </w:p>
@@ -934,57 +1396,204 @@
         <w:spacing w:line="276" w:lineRule="auto"/>
       </w:pPr>
       <w:r>
-        <w:t xml:space="preserve">    con = sqlite3.connect(DB)</w:t>
+        <w:t xml:space="preserve">        return </w:t>
+      </w:r>
+      <w:proofErr w:type="spellStart"/>
+      <w:proofErr w:type="gramStart"/>
+      <w:r>
+        <w:t>jsonify</w:t>
+      </w:r>
+      <w:proofErr w:type="spellEnd"/>
+      <w:r>
+        <w:t>(</w:t>
+      </w:r>
+      <w:proofErr w:type="gramEnd"/>
+      <w:r>
+        <w:t>error="</w:t>
+      </w:r>
+      <w:proofErr w:type="spellStart"/>
+      <w:r>
+        <w:t>call_id</w:t>
+      </w:r>
+      <w:proofErr w:type="spellEnd"/>
+      <w:r>
+        <w:t xml:space="preserve"> is required and must be a non-empty string"), 400</w:t>
       </w:r>
     </w:p>
     <w:p>
       <w:pPr>
         <w:spacing w:line="276" w:lineRule="auto"/>
       </w:pPr>
-      <w:r>
-        <w:t xml:space="preserve">    </w:t>
-      </w:r>
-      <w:proofErr w:type="spellStart"/>
-      <w:r>
-        <w:t>con.row_factory</w:t>
-      </w:r>
-      <w:proofErr w:type="spellEnd"/>
-      <w:r>
-        <w:t xml:space="preserve"> = sqlite3.Row</w:t>
-      </w:r>
     </w:p>
     <w:p>
       <w:pPr>
         <w:spacing w:line="276" w:lineRule="auto"/>
       </w:pPr>
       <w:r>
-        <w:t xml:space="preserve">    return con</w:t>
+        <w:t xml:space="preserve">    status = </w:t>
+      </w:r>
+      <w:proofErr w:type="spellStart"/>
+      <w:r>
+        <w:t>data.get</w:t>
+      </w:r>
+      <w:proofErr w:type="spellEnd"/>
+      <w:r>
+        <w:t>("status")</w:t>
       </w:r>
     </w:p>
     <w:p>
       <w:pPr>
         <w:spacing w:line="276" w:lineRule="auto"/>
       </w:pPr>
+      <w:r>
+        <w:t xml:space="preserve">    dur = </w:t>
+      </w:r>
+      <w:proofErr w:type="spellStart"/>
+      <w:r>
+        <w:t>data.get</w:t>
+      </w:r>
+      <w:proofErr w:type="spellEnd"/>
+      <w:r>
+        <w:t>("</w:t>
+      </w:r>
+      <w:proofErr w:type="spellStart"/>
+      <w:r>
+        <w:t>duration_secs</w:t>
+      </w:r>
+      <w:proofErr w:type="spellEnd"/>
+      <w:r>
+        <w:t>")</w:t>
+      </w:r>
     </w:p>
     <w:p>
       <w:pPr>
         <w:spacing w:line="276" w:lineRule="auto"/>
       </w:pPr>
+      <w:r>
+        <w:t xml:space="preserve">    if status is not None and not </w:t>
+      </w:r>
+      <w:proofErr w:type="spellStart"/>
+      <w:proofErr w:type="gramStart"/>
+      <w:r>
+        <w:t>isinstance</w:t>
+      </w:r>
+      <w:proofErr w:type="spellEnd"/>
+      <w:r>
+        <w:t>(</w:t>
+      </w:r>
+      <w:proofErr w:type="gramEnd"/>
+      <w:r>
+        <w:t>status, str):</w:t>
+      </w:r>
     </w:p>
     <w:p>
       <w:pPr>
         <w:spacing w:line="276" w:lineRule="auto"/>
       </w:pPr>
       <w:r>
-        <w:t xml:space="preserve">with </w:t>
-      </w:r>
-      <w:proofErr w:type="spellStart"/>
+        <w:t xml:space="preserve">        return </w:t>
+      </w:r>
+      <w:proofErr w:type="spellStart"/>
+      <w:proofErr w:type="gramStart"/>
+      <w:r>
+        <w:t>jsonify</w:t>
+      </w:r>
+      <w:proofErr w:type="spellEnd"/>
+      <w:r>
+        <w:t>(</w:t>
+      </w:r>
+      <w:proofErr w:type="gramEnd"/>
+      <w:r>
+        <w:t>error="status must be a string"), 400</w:t>
+      </w:r>
+    </w:p>
+    <w:p>
+      <w:pPr>
+        <w:spacing w:line="276" w:lineRule="auto"/>
+      </w:pPr>
+      <w:r>
+        <w:t xml:space="preserve">    if dur is not None and (</w:t>
+      </w:r>
+      <w:proofErr w:type="spellStart"/>
+      <w:proofErr w:type="gramStart"/>
+      <w:r>
+        <w:t>isinstance</w:t>
+      </w:r>
+      <w:proofErr w:type="spellEnd"/>
+      <w:r>
+        <w:t>(</w:t>
+      </w:r>
+      <w:proofErr w:type="gramEnd"/>
+      <w:r>
+        <w:t xml:space="preserve">dur, bool) or not </w:t>
+      </w:r>
+      <w:proofErr w:type="spellStart"/>
+      <w:proofErr w:type="gramStart"/>
+      <w:r>
+        <w:t>isinstance</w:t>
+      </w:r>
+      <w:proofErr w:type="spellEnd"/>
+      <w:r>
+        <w:t>(</w:t>
+      </w:r>
+      <w:proofErr w:type="gramEnd"/>
+      <w:r>
+        <w:t>dur, int)):</w:t>
+      </w:r>
+    </w:p>
+    <w:p>
+      <w:pPr>
+        <w:spacing w:line="276" w:lineRule="auto"/>
+      </w:pPr>
+      <w:r>
+        <w:t xml:space="preserve">        return </w:t>
+      </w:r>
+      <w:proofErr w:type="spellStart"/>
+      <w:proofErr w:type="gramStart"/>
+      <w:r>
+        <w:t>jsonify</w:t>
+      </w:r>
+      <w:proofErr w:type="spellEnd"/>
+      <w:r>
+        <w:t>(</w:t>
+      </w:r>
+      <w:proofErr w:type="gramEnd"/>
+      <w:r>
+        <w:t>error="</w:t>
+      </w:r>
+      <w:proofErr w:type="spellStart"/>
+      <w:r>
+        <w:t>duration_secs</w:t>
+      </w:r>
+      <w:proofErr w:type="spellEnd"/>
+      <w:r>
+        <w:t xml:space="preserve"> must be an integer"), 400</w:t>
+      </w:r>
+    </w:p>
+    <w:p>
+      <w:pPr>
+        <w:spacing w:line="276" w:lineRule="auto"/>
+      </w:pPr>
+    </w:p>
+    <w:p>
+      <w:pPr>
+        <w:spacing w:line="276" w:lineRule="auto"/>
+      </w:pPr>
+      <w:r>
+        <w:t xml:space="preserve">    con = </w:t>
+      </w:r>
+      <w:proofErr w:type="spellStart"/>
+      <w:proofErr w:type="gramStart"/>
       <w:r>
         <w:t>db</w:t>
       </w:r>
       <w:proofErr w:type="spellEnd"/>
       <w:r>
-        <w:t>() as c:</w:t>
+        <w:t>(</w:t>
+      </w:r>
+      <w:proofErr w:type="gramEnd"/>
+      <w:r>
+        <w:t>)</w:t>
       </w:r>
     </w:p>
     <w:p>
@@ -992,13 +1601,47 @@
         <w:spacing w:line="276" w:lineRule="auto"/>
       </w:pPr>
       <w:r>
-        <w:t xml:space="preserve">    </w:t>
-      </w:r>
-      <w:proofErr w:type="spellStart"/>
-      <w:r>
-        <w:t>c.execute</w:t>
-      </w:r>
-      <w:proofErr w:type="spellEnd"/>
+        <w:t xml:space="preserve">    try:</w:t>
+      </w:r>
+    </w:p>
+    <w:p>
+      <w:pPr>
+        <w:spacing w:line="276" w:lineRule="auto"/>
+      </w:pPr>
+      <w:r>
+        <w:t xml:space="preserve">        with con:  # commits atomically</w:t>
+      </w:r>
+    </w:p>
+    <w:p>
+      <w:pPr>
+        <w:spacing w:line="276" w:lineRule="auto"/>
+      </w:pPr>
+      <w:r>
+        <w:t xml:space="preserve">            # PRIMARY KEY makes </w:t>
+      </w:r>
+      <w:proofErr w:type="spellStart"/>
+      <w:r>
+        <w:t>dedup</w:t>
+      </w:r>
+      <w:proofErr w:type="spellEnd"/>
+      <w:r>
+        <w:t xml:space="preserve"> atomic; first write wins</w:t>
+      </w:r>
+    </w:p>
+    <w:p>
+      <w:pPr>
+        <w:spacing w:line="276" w:lineRule="auto"/>
+      </w:pPr>
+      <w:r>
+        <w:t xml:space="preserve">            cur = </w:t>
+      </w:r>
+      <w:proofErr w:type="spellStart"/>
+      <w:proofErr w:type="gramStart"/>
+      <w:r>
+        <w:t>con.execute</w:t>
+      </w:r>
+      <w:proofErr w:type="spellEnd"/>
+      <w:proofErr w:type="gramEnd"/>
       <w:r>
         <w:t>(</w:t>
       </w:r>
@@ -1008,7 +1651,15 @@
         <w:spacing w:line="276" w:lineRule="auto"/>
       </w:pPr>
       <w:r>
-        <w:t xml:space="preserve">        "CREATE TABLE IF NOT EXISTS calls ("</w:t>
+        <w:t xml:space="preserve">                "INSERT OR IGNORE INTO calls VALUES </w:t>
+      </w:r>
+      <w:proofErr w:type="gramStart"/>
+      <w:r>
+        <w:t>(?,</w:t>
+      </w:r>
+      <w:proofErr w:type="gramEnd"/>
+      <w:r>
+        <w:t xml:space="preserve"> ?, ?)",</w:t>
       </w:r>
     </w:p>
     <w:p>
@@ -1016,7 +1667,107 @@
         <w:spacing w:line="276" w:lineRule="auto"/>
       </w:pPr>
       <w:r>
-        <w:t xml:space="preserve">        "</w:t>
+        <w:t xml:space="preserve">                (</w:t>
+      </w:r>
+      <w:proofErr w:type="spellStart"/>
+      <w:r>
+        <w:t>call_</w:t>
+      </w:r>
+      <w:proofErr w:type="gramStart"/>
+      <w:r>
+        <w:t>id.strip</w:t>
+      </w:r>
+      <w:proofErr w:type="spellEnd"/>
+      <w:proofErr w:type="gramEnd"/>
+      <w:r>
+        <w:t>(), status, dur),</w:t>
+      </w:r>
+    </w:p>
+    <w:p>
+      <w:pPr>
+        <w:spacing w:line="276" w:lineRule="auto"/>
+      </w:pPr>
+      <w:r>
+        <w:lastRenderedPageBreak/>
+        <w:t xml:space="preserve">            )</w:t>
+      </w:r>
+    </w:p>
+    <w:p>
+      <w:pPr>
+        <w:spacing w:line="276" w:lineRule="auto"/>
+      </w:pPr>
+      <w:r>
+        <w:t xml:space="preserve">        created = </w:t>
+      </w:r>
+      <w:proofErr w:type="spellStart"/>
+      <w:proofErr w:type="gramStart"/>
+      <w:r>
+        <w:t>cur.rowcount</w:t>
+      </w:r>
+      <w:proofErr w:type="spellEnd"/>
+      <w:proofErr w:type="gramEnd"/>
+      <w:r>
+        <w:t xml:space="preserve"> == 1</w:t>
+      </w:r>
+    </w:p>
+    <w:p>
+      <w:pPr>
+        <w:spacing w:line="276" w:lineRule="auto"/>
+      </w:pPr>
+      <w:r>
+        <w:t xml:space="preserve">    finally:</w:t>
+      </w:r>
+    </w:p>
+    <w:p>
+      <w:pPr>
+        <w:spacing w:line="276" w:lineRule="auto"/>
+      </w:pPr>
+      <w:r>
+        <w:t xml:space="preserve">        </w:t>
+      </w:r>
+      <w:proofErr w:type="spellStart"/>
+      <w:proofErr w:type="gramStart"/>
+      <w:r>
+        <w:t>con.close</w:t>
+      </w:r>
+      <w:proofErr w:type="spellEnd"/>
+      <w:proofErr w:type="gramEnd"/>
+      <w:r>
+        <w:t>()</w:t>
+      </w:r>
+    </w:p>
+    <w:p>
+      <w:pPr>
+        <w:spacing w:line="276" w:lineRule="auto"/>
+      </w:pPr>
+    </w:p>
+    <w:p>
+      <w:pPr>
+        <w:spacing w:line="276" w:lineRule="auto"/>
+      </w:pPr>
+      <w:r>
+        <w:t xml:space="preserve">    if created:</w:t>
+      </w:r>
+    </w:p>
+    <w:p>
+      <w:pPr>
+        <w:spacing w:line="276" w:lineRule="auto"/>
+      </w:pPr>
+      <w:r>
+        <w:t xml:space="preserve">        return </w:t>
+      </w:r>
+      <w:proofErr w:type="spellStart"/>
+      <w:proofErr w:type="gramStart"/>
+      <w:r>
+        <w:t>jsonify</w:t>
+      </w:r>
+      <w:proofErr w:type="spellEnd"/>
+      <w:r>
+        <w:t>(</w:t>
+      </w:r>
+      <w:proofErr w:type="gramEnd"/>
+      <w:r>
+        <w:t xml:space="preserve">result="created", </w:t>
       </w:r>
       <w:proofErr w:type="spellStart"/>
       <w:r>
@@ -1024,15 +1775,20 @@
       </w:r>
       <w:proofErr w:type="spellEnd"/>
       <w:r>
-        <w:t xml:space="preserve"> TEXT PRIMARY KEY, status TEXT, </w:t>
-      </w:r>
-      <w:proofErr w:type="spellStart"/>
-      <w:r>
-        <w:t>duration_secs</w:t>
-      </w:r>
-      <w:proofErr w:type="spellEnd"/>
-      <w:r>
-        <w:t xml:space="preserve"> INTEGER)"</w:t>
+        <w:t>=</w:t>
+      </w:r>
+      <w:proofErr w:type="spellStart"/>
+      <w:r>
+        <w:t>call_</w:t>
+      </w:r>
+      <w:proofErr w:type="gramStart"/>
+      <w:r>
+        <w:t>id.strip</w:t>
+      </w:r>
+      <w:proofErr w:type="spellEnd"/>
+      <w:proofErr w:type="gramEnd"/>
+      <w:r>
+        <w:t>()), 201</w:t>
       </w:r>
     </w:p>
     <w:p>
@@ -1040,8 +1796,49 @@
         <w:spacing w:line="276" w:lineRule="auto"/>
       </w:pPr>
       <w:r>
-        <w:lastRenderedPageBreak/>
-        <w:t xml:space="preserve">    )</w:t>
+        <w:t xml:space="preserve">    return </w:t>
+      </w:r>
+      <w:proofErr w:type="spellStart"/>
+      <w:proofErr w:type="gramStart"/>
+      <w:r>
+        <w:t>jsonify</w:t>
+      </w:r>
+      <w:proofErr w:type="spellEnd"/>
+      <w:r>
+        <w:t>(</w:t>
+      </w:r>
+      <w:proofErr w:type="gramEnd"/>
+      <w:r>
+        <w:t>result="</w:t>
+      </w:r>
+      <w:proofErr w:type="spellStart"/>
+      <w:r>
+        <w:t>duplicate_ignored</w:t>
+      </w:r>
+      <w:proofErr w:type="spellEnd"/>
+      <w:r>
+        <w:t xml:space="preserve">", </w:t>
+      </w:r>
+      <w:proofErr w:type="spellStart"/>
+      <w:r>
+        <w:t>call_id</w:t>
+      </w:r>
+      <w:proofErr w:type="spellEnd"/>
+      <w:r>
+        <w:t>=</w:t>
+      </w:r>
+      <w:proofErr w:type="spellStart"/>
+      <w:r>
+        <w:t>call_</w:t>
+      </w:r>
+      <w:proofErr w:type="gramStart"/>
+      <w:r>
+        <w:t>id.strip</w:t>
+      </w:r>
+      <w:proofErr w:type="spellEnd"/>
+      <w:proofErr w:type="gramEnd"/>
+      <w:r>
+        <w:t>()), 200</w:t>
       </w:r>
     </w:p>
     <w:p>
@@ -1059,7 +1856,7 @@
         <w:spacing w:line="276" w:lineRule="auto"/>
       </w:pPr>
       <w:r>
-        <w:t>@app.post("/call-ended")</w:t>
+        <w:t>@app.get("/calls/&lt;call_id&gt;")</w:t>
       </w:r>
     </w:p>
     <w:p>
@@ -1071,11 +1868,19 @@
       </w:r>
       <w:proofErr w:type="spellStart"/>
       <w:r>
-        <w:t>call_ended</w:t>
-      </w:r>
-      <w:proofErr w:type="spellEnd"/>
-      <w:r>
-        <w:t>():</w:t>
+        <w:t>get_call</w:t>
+      </w:r>
+      <w:proofErr w:type="spellEnd"/>
+      <w:r>
+        <w:t>(</w:t>
+      </w:r>
+      <w:proofErr w:type="spellStart"/>
+      <w:r>
+        <w:t>call_id</w:t>
+      </w:r>
+      <w:proofErr w:type="spellEnd"/>
+      <w:r>
+        <w:t>):</w:t>
       </w:r>
     </w:p>
     <w:p>
@@ -1083,15 +1888,20 @@
         <w:spacing w:line="276" w:lineRule="auto"/>
       </w:pPr>
       <w:r>
-        <w:t xml:space="preserve">    data = </w:t>
-      </w:r>
-      <w:proofErr w:type="spellStart"/>
-      <w:r>
-        <w:t>request.get_json</w:t>
-      </w:r>
-      <w:proofErr w:type="spellEnd"/>
-      <w:r>
-        <w:t>(silent=True)</w:t>
+        <w:t xml:space="preserve">    con = </w:t>
+      </w:r>
+      <w:proofErr w:type="spellStart"/>
+      <w:proofErr w:type="gramStart"/>
+      <w:r>
+        <w:t>db</w:t>
+      </w:r>
+      <w:proofErr w:type="spellEnd"/>
+      <w:r>
+        <w:t>(</w:t>
+      </w:r>
+      <w:proofErr w:type="gramEnd"/>
+      <w:r>
+        <w:t>)</w:t>
       </w:r>
     </w:p>
     <w:p>
@@ -1099,23 +1909,7 @@
         <w:spacing w:line="276" w:lineRule="auto"/>
       </w:pPr>
       <w:r>
-        <w:t xml:space="preserve">    if not </w:t>
-      </w:r>
-      <w:proofErr w:type="spellStart"/>
-      <w:r>
-        <w:t>isinstance</w:t>
-      </w:r>
-      <w:proofErr w:type="spellEnd"/>
-      <w:r>
-        <w:t xml:space="preserve">(data, </w:t>
-      </w:r>
-      <w:proofErr w:type="spellStart"/>
-      <w:r>
-        <w:t>dict</w:t>
-      </w:r>
-      <w:proofErr w:type="spellEnd"/>
-      <w:r>
-        <w:t>):</w:t>
+        <w:t xml:space="preserve">    try:</w:t>
       </w:r>
     </w:p>
     <w:p>
@@ -1123,614 +1917,109 @@
         <w:spacing w:line="276" w:lineRule="auto"/>
       </w:pPr>
       <w:r>
+        <w:t xml:space="preserve">        row = </w:t>
+      </w:r>
+      <w:proofErr w:type="spellStart"/>
+      <w:proofErr w:type="gramStart"/>
+      <w:r>
+        <w:t>con.execute</w:t>
+      </w:r>
+      <w:proofErr w:type="spellEnd"/>
+      <w:proofErr w:type="gramEnd"/>
+      <w:r>
+        <w:t xml:space="preserve">("SELECT * FROM calls WHERE </w:t>
+      </w:r>
+      <w:proofErr w:type="spellStart"/>
+      <w:r>
+        <w:t>call_id</w:t>
+      </w:r>
+      <w:proofErr w:type="spellEnd"/>
+      <w:r>
+        <w:t xml:space="preserve"> </w:t>
+      </w:r>
+      <w:proofErr w:type="gramStart"/>
+      <w:r>
+        <w:t>= ?</w:t>
+      </w:r>
+      <w:proofErr w:type="gramEnd"/>
+      <w:r>
+        <w:t>", (</w:t>
+      </w:r>
+      <w:proofErr w:type="spellStart"/>
+      <w:r>
+        <w:t>call_id</w:t>
+      </w:r>
+      <w:proofErr w:type="spellEnd"/>
+      <w:r>
+        <w:t>,)</w:t>
+      </w:r>
+      <w:proofErr w:type="gramStart"/>
+      <w:r>
+        <w:t>).</w:t>
+      </w:r>
+      <w:proofErr w:type="spellStart"/>
+      <w:r>
+        <w:t>fetchone</w:t>
+      </w:r>
+      <w:proofErr w:type="spellEnd"/>
+      <w:proofErr w:type="gramEnd"/>
+      <w:r>
+        <w:t>()</w:t>
+      </w:r>
+    </w:p>
+    <w:p>
+      <w:pPr>
+        <w:spacing w:line="276" w:lineRule="auto"/>
+      </w:pPr>
+      <w:r>
+        <w:t xml:space="preserve">    finally:</w:t>
+      </w:r>
+    </w:p>
+    <w:p>
+      <w:pPr>
+        <w:spacing w:line="276" w:lineRule="auto"/>
+      </w:pPr>
+      <w:r>
+        <w:t xml:space="preserve">        </w:t>
+      </w:r>
+      <w:proofErr w:type="spellStart"/>
+      <w:proofErr w:type="gramStart"/>
+      <w:r>
+        <w:t>con.close</w:t>
+      </w:r>
+      <w:proofErr w:type="spellEnd"/>
+      <w:proofErr w:type="gramEnd"/>
+      <w:r>
+        <w:t>()</w:t>
+      </w:r>
+    </w:p>
+    <w:p>
+      <w:pPr>
+        <w:spacing w:line="276" w:lineRule="auto"/>
+      </w:pPr>
+      <w:r>
+        <w:t xml:space="preserve">    if row is None:</w:t>
+      </w:r>
+    </w:p>
+    <w:p>
+      <w:pPr>
+        <w:spacing w:line="276" w:lineRule="auto"/>
+      </w:pPr>
+      <w:r>
         <w:t xml:space="preserve">        return </w:t>
       </w:r>
       <w:proofErr w:type="spellStart"/>
+      <w:proofErr w:type="gramStart"/>
       <w:r>
         <w:t>jsonify</w:t>
       </w:r>
       <w:proofErr w:type="spellEnd"/>
       <w:r>
-        <w:t>(error="body must be a JSON object"), 400</w:t>
-      </w:r>
-    </w:p>
-    <w:p>
-      <w:pPr>
-        <w:spacing w:line="276" w:lineRule="auto"/>
-      </w:pPr>
-    </w:p>
-    <w:p>
-      <w:pPr>
-        <w:spacing w:line="276" w:lineRule="auto"/>
-      </w:pPr>
-      <w:r>
-        <w:t xml:space="preserve">    </w:t>
-      </w:r>
-      <w:proofErr w:type="spellStart"/>
-      <w:r>
-        <w:t>call_id</w:t>
-      </w:r>
-      <w:proofErr w:type="spellEnd"/>
-      <w:r>
-        <w:t xml:space="preserve"> = </w:t>
-      </w:r>
-      <w:proofErr w:type="spellStart"/>
-      <w:r>
-        <w:t>data.get</w:t>
-      </w:r>
-      <w:proofErr w:type="spellEnd"/>
-      <w:r>
-        <w:t>("</w:t>
-      </w:r>
-      <w:proofErr w:type="spellStart"/>
-      <w:r>
-        <w:t>call_id</w:t>
-      </w:r>
-      <w:proofErr w:type="spellEnd"/>
-      <w:r>
-        <w:t>")</w:t>
-      </w:r>
-    </w:p>
-    <w:p>
-      <w:pPr>
-        <w:spacing w:line="276" w:lineRule="auto"/>
-      </w:pPr>
-      <w:r>
-        <w:t xml:space="preserve">    if not </w:t>
-      </w:r>
-      <w:proofErr w:type="spellStart"/>
-      <w:r>
-        <w:t>isinstance</w:t>
-      </w:r>
-      <w:proofErr w:type="spellEnd"/>
-      <w:r>
         <w:t>(</w:t>
       </w:r>
-      <w:proofErr w:type="spellStart"/>
-      <w:r>
-        <w:t>call_id</w:t>
-      </w:r>
-      <w:proofErr w:type="spellEnd"/>
-      <w:r>
-        <w:t xml:space="preserve">, str) or not </w:t>
-      </w:r>
-      <w:proofErr w:type="spellStart"/>
-      <w:r>
-        <w:t>call_id.strip</w:t>
-      </w:r>
-      <w:proofErr w:type="spellEnd"/>
-      <w:r>
-        <w:t>():</w:t>
-      </w:r>
-    </w:p>
-    <w:p>
-      <w:pPr>
-        <w:spacing w:line="276" w:lineRule="auto"/>
-      </w:pPr>
-      <w:r>
-        <w:t xml:space="preserve">        return </w:t>
-      </w:r>
-      <w:proofErr w:type="spellStart"/>
-      <w:r>
-        <w:t>jsonify</w:t>
-      </w:r>
-      <w:proofErr w:type="spellEnd"/>
-      <w:r>
-        <w:t>(error="</w:t>
-      </w:r>
-      <w:proofErr w:type="spellStart"/>
-      <w:r>
-        <w:t>call_id</w:t>
-      </w:r>
-      <w:proofErr w:type="spellEnd"/>
-      <w:r>
-        <w:t xml:space="preserve"> is required and must be a non-empty string"), 400</w:t>
-      </w:r>
-    </w:p>
-    <w:p>
-      <w:pPr>
-        <w:spacing w:line="276" w:lineRule="auto"/>
-      </w:pPr>
-    </w:p>
-    <w:p>
-      <w:pPr>
-        <w:spacing w:line="276" w:lineRule="auto"/>
-      </w:pPr>
-      <w:r>
-        <w:t xml:space="preserve">    status = </w:t>
-      </w:r>
-      <w:proofErr w:type="spellStart"/>
-      <w:r>
-        <w:t>data.get</w:t>
-      </w:r>
-      <w:proofErr w:type="spellEnd"/>
-      <w:r>
-        <w:t>("status")</w:t>
-      </w:r>
-    </w:p>
-    <w:p>
-      <w:pPr>
-        <w:spacing w:line="276" w:lineRule="auto"/>
-      </w:pPr>
-      <w:r>
-        <w:t xml:space="preserve">    dur = </w:t>
-      </w:r>
-      <w:proofErr w:type="spellStart"/>
-      <w:r>
-        <w:t>data.get</w:t>
-      </w:r>
-      <w:proofErr w:type="spellEnd"/>
-      <w:r>
-        <w:t>("</w:t>
-      </w:r>
-      <w:proofErr w:type="spellStart"/>
-      <w:r>
-        <w:t>duration_secs</w:t>
-      </w:r>
-      <w:proofErr w:type="spellEnd"/>
-      <w:r>
-        <w:t>")</w:t>
-      </w:r>
-    </w:p>
-    <w:p>
-      <w:pPr>
-        <w:spacing w:line="276" w:lineRule="auto"/>
-      </w:pPr>
-      <w:r>
-        <w:t xml:space="preserve">    if status is not None and not </w:t>
-      </w:r>
-      <w:proofErr w:type="spellStart"/>
-      <w:r>
-        <w:t>isinstance</w:t>
-      </w:r>
-      <w:proofErr w:type="spellEnd"/>
-      <w:r>
-        <w:t>(status, str):</w:t>
-      </w:r>
-    </w:p>
-    <w:p>
-      <w:pPr>
-        <w:spacing w:line="276" w:lineRule="auto"/>
-      </w:pPr>
-      <w:r>
-        <w:t xml:space="preserve">        return </w:t>
-      </w:r>
-      <w:proofErr w:type="spellStart"/>
-      <w:r>
-        <w:t>jsonify</w:t>
-      </w:r>
-      <w:proofErr w:type="spellEnd"/>
-      <w:r>
-        <w:t>(error="status must be a string"), 400</w:t>
-      </w:r>
-    </w:p>
-    <w:p>
-      <w:pPr>
-        <w:spacing w:line="276" w:lineRule="auto"/>
-      </w:pPr>
-      <w:r>
-        <w:t xml:space="preserve">    if dur is not None and (</w:t>
-      </w:r>
-      <w:proofErr w:type="spellStart"/>
-      <w:r>
-        <w:t>isinstance</w:t>
-      </w:r>
-      <w:proofErr w:type="spellEnd"/>
-      <w:r>
-        <w:t xml:space="preserve">(dur, bool) or not </w:t>
-      </w:r>
-      <w:proofErr w:type="spellStart"/>
-      <w:r>
-        <w:t>isinstance</w:t>
-      </w:r>
-      <w:proofErr w:type="spellEnd"/>
-      <w:r>
-        <w:t>(dur, int)):</w:t>
-      </w:r>
-    </w:p>
-    <w:p>
-      <w:pPr>
-        <w:spacing w:line="276" w:lineRule="auto"/>
-      </w:pPr>
-      <w:r>
-        <w:t xml:space="preserve">        return </w:t>
-      </w:r>
-      <w:proofErr w:type="spellStart"/>
-      <w:r>
-        <w:t>jsonify</w:t>
-      </w:r>
-      <w:proofErr w:type="spellEnd"/>
-      <w:r>
-        <w:t>(error="</w:t>
-      </w:r>
-      <w:proofErr w:type="spellStart"/>
-      <w:r>
-        <w:t>duration_secs</w:t>
-      </w:r>
-      <w:proofErr w:type="spellEnd"/>
-      <w:r>
-        <w:t xml:space="preserve"> must be an integer"), 400</w:t>
-      </w:r>
-    </w:p>
-    <w:p>
-      <w:pPr>
-        <w:spacing w:line="276" w:lineRule="auto"/>
-      </w:pPr>
-    </w:p>
-    <w:p>
-      <w:pPr>
-        <w:spacing w:line="276" w:lineRule="auto"/>
-      </w:pPr>
-      <w:r>
-        <w:t xml:space="preserve">    con = </w:t>
-      </w:r>
-      <w:proofErr w:type="spellStart"/>
-      <w:r>
-        <w:t>db</w:t>
-      </w:r>
-      <w:proofErr w:type="spellEnd"/>
-      <w:r>
-        <w:t>()</w:t>
-      </w:r>
-    </w:p>
-    <w:p>
-      <w:pPr>
-        <w:spacing w:line="276" w:lineRule="auto"/>
-      </w:pPr>
-      <w:r>
-        <w:t xml:space="preserve">    try:</w:t>
-      </w:r>
-    </w:p>
-    <w:p>
-      <w:pPr>
-        <w:spacing w:line="276" w:lineRule="auto"/>
-      </w:pPr>
-      <w:r>
-        <w:t xml:space="preserve">        with con:  # commits atomically</w:t>
-      </w:r>
-    </w:p>
-    <w:p>
-      <w:pPr>
-        <w:spacing w:line="276" w:lineRule="auto"/>
-      </w:pPr>
-      <w:r>
-        <w:t xml:space="preserve">            # PRIMARY KEY makes </w:t>
-      </w:r>
-      <w:proofErr w:type="spellStart"/>
-      <w:r>
-        <w:t>dedup</w:t>
-      </w:r>
-      <w:proofErr w:type="spellEnd"/>
-      <w:r>
-        <w:t xml:space="preserve"> atomic; first write wins</w:t>
-      </w:r>
-    </w:p>
-    <w:p>
-      <w:pPr>
-        <w:spacing w:line="276" w:lineRule="auto"/>
-      </w:pPr>
-      <w:r>
-        <w:t xml:space="preserve">            cur = </w:t>
-      </w:r>
-      <w:proofErr w:type="spellStart"/>
-      <w:r>
-        <w:t>con.execute</w:t>
-      </w:r>
-      <w:proofErr w:type="spellEnd"/>
-      <w:r>
-        <w:t>(</w:t>
-      </w:r>
-    </w:p>
-    <w:p>
-      <w:pPr>
-        <w:spacing w:line="276" w:lineRule="auto"/>
-      </w:pPr>
-      <w:r>
-        <w:t xml:space="preserve">                "INSERT OR IGNORE INTO calls VALUES (?, ?, ?)",</w:t>
-      </w:r>
-    </w:p>
-    <w:p>
-      <w:pPr>
-        <w:spacing w:line="276" w:lineRule="auto"/>
-      </w:pPr>
-      <w:r>
-        <w:t xml:space="preserve">                (</w:t>
-      </w:r>
-      <w:proofErr w:type="spellStart"/>
-      <w:r>
-        <w:t>call_id.strip</w:t>
-      </w:r>
-      <w:proofErr w:type="spellEnd"/>
-      <w:r>
-        <w:t>(), status, dur),</w:t>
-      </w:r>
-    </w:p>
-    <w:p>
-      <w:pPr>
-        <w:spacing w:line="276" w:lineRule="auto"/>
-      </w:pPr>
-      <w:r>
-        <w:t xml:space="preserve">            )</w:t>
-      </w:r>
-    </w:p>
-    <w:p>
-      <w:pPr>
-        <w:spacing w:line="276" w:lineRule="auto"/>
-      </w:pPr>
-      <w:r>
-        <w:lastRenderedPageBreak/>
-        <w:t xml:space="preserve">        created = </w:t>
-      </w:r>
-      <w:proofErr w:type="spellStart"/>
-      <w:r>
-        <w:t>cur.rowcount</w:t>
-      </w:r>
-      <w:proofErr w:type="spellEnd"/>
-      <w:r>
-        <w:t xml:space="preserve"> == 1</w:t>
-      </w:r>
-    </w:p>
-    <w:p>
-      <w:pPr>
-        <w:spacing w:line="276" w:lineRule="auto"/>
-      </w:pPr>
-      <w:r>
-        <w:t xml:space="preserve">    finally:</w:t>
-      </w:r>
-    </w:p>
-    <w:p>
-      <w:pPr>
-        <w:spacing w:line="276" w:lineRule="auto"/>
-      </w:pPr>
-      <w:r>
-        <w:t xml:space="preserve">        </w:t>
-      </w:r>
-      <w:proofErr w:type="spellStart"/>
-      <w:r>
-        <w:t>con.close</w:t>
-      </w:r>
-      <w:proofErr w:type="spellEnd"/>
-      <w:r>
-        <w:t>()</w:t>
-      </w:r>
-    </w:p>
-    <w:p>
-      <w:pPr>
-        <w:spacing w:line="276" w:lineRule="auto"/>
-      </w:pPr>
-    </w:p>
-    <w:p>
-      <w:pPr>
-        <w:spacing w:line="276" w:lineRule="auto"/>
-      </w:pPr>
-      <w:r>
-        <w:t xml:space="preserve">    if created:</w:t>
-      </w:r>
-    </w:p>
-    <w:p>
-      <w:pPr>
-        <w:spacing w:line="276" w:lineRule="auto"/>
-      </w:pPr>
-      <w:r>
-        <w:t xml:space="preserve">        return </w:t>
-      </w:r>
-      <w:proofErr w:type="spellStart"/>
-      <w:r>
-        <w:t>jsonify</w:t>
-      </w:r>
-      <w:proofErr w:type="spellEnd"/>
-      <w:r>
-        <w:t xml:space="preserve">(result="created", </w:t>
-      </w:r>
-      <w:proofErr w:type="spellStart"/>
-      <w:r>
-        <w:t>call_id</w:t>
-      </w:r>
-      <w:proofErr w:type="spellEnd"/>
-      <w:r>
-        <w:t>=</w:t>
-      </w:r>
-      <w:proofErr w:type="spellStart"/>
-      <w:r>
-        <w:t>call_id.strip</w:t>
-      </w:r>
-      <w:proofErr w:type="spellEnd"/>
-      <w:r>
-        <w:t>()), 201</w:t>
-      </w:r>
-    </w:p>
-    <w:p>
-      <w:pPr>
-        <w:spacing w:line="276" w:lineRule="auto"/>
-      </w:pPr>
-      <w:r>
-        <w:t xml:space="preserve">    return </w:t>
-      </w:r>
-      <w:proofErr w:type="spellStart"/>
-      <w:r>
-        <w:t>jsonify</w:t>
-      </w:r>
-      <w:proofErr w:type="spellEnd"/>
-      <w:r>
-        <w:t>(result="</w:t>
-      </w:r>
-      <w:proofErr w:type="spellStart"/>
-      <w:r>
-        <w:t>duplicate_ignored</w:t>
-      </w:r>
-      <w:proofErr w:type="spellEnd"/>
-      <w:r>
-        <w:t xml:space="preserve">", </w:t>
-      </w:r>
-      <w:proofErr w:type="spellStart"/>
-      <w:r>
-        <w:t>call_id</w:t>
-      </w:r>
-      <w:proofErr w:type="spellEnd"/>
-      <w:r>
-        <w:t>=</w:t>
-      </w:r>
-      <w:proofErr w:type="spellStart"/>
-      <w:r>
-        <w:t>call_id.strip</w:t>
-      </w:r>
-      <w:proofErr w:type="spellEnd"/>
-      <w:r>
-        <w:t>()), 200</w:t>
-      </w:r>
-    </w:p>
-    <w:p>
-      <w:pPr>
-        <w:spacing w:line="276" w:lineRule="auto"/>
-      </w:pPr>
-    </w:p>
-    <w:p>
-      <w:pPr>
-        <w:spacing w:line="276" w:lineRule="auto"/>
-      </w:pPr>
-    </w:p>
-    <w:p>
-      <w:pPr>
-        <w:spacing w:line="276" w:lineRule="auto"/>
-      </w:pPr>
-      <w:r>
-        <w:t>@app.get("/calls/&lt;call_id&gt;")</w:t>
-      </w:r>
-    </w:p>
-    <w:p>
-      <w:pPr>
-        <w:spacing w:line="276" w:lineRule="auto"/>
-      </w:pPr>
-      <w:r>
-        <w:t xml:space="preserve">def </w:t>
-      </w:r>
-      <w:proofErr w:type="spellStart"/>
-      <w:r>
-        <w:t>get_call</w:t>
-      </w:r>
-      <w:proofErr w:type="spellEnd"/>
-      <w:r>
-        <w:t>(</w:t>
-      </w:r>
-      <w:proofErr w:type="spellStart"/>
-      <w:r>
-        <w:t>call_id</w:t>
-      </w:r>
-      <w:proofErr w:type="spellEnd"/>
-      <w:r>
-        <w:t>):</w:t>
-      </w:r>
-    </w:p>
-    <w:p>
-      <w:pPr>
-        <w:spacing w:line="276" w:lineRule="auto"/>
-      </w:pPr>
-      <w:r>
-        <w:t xml:space="preserve">    con = </w:t>
-      </w:r>
-      <w:proofErr w:type="spellStart"/>
-      <w:r>
-        <w:t>db</w:t>
-      </w:r>
-      <w:proofErr w:type="spellEnd"/>
-      <w:r>
-        <w:t>()</w:t>
-      </w:r>
-    </w:p>
-    <w:p>
-      <w:pPr>
-        <w:spacing w:line="276" w:lineRule="auto"/>
-      </w:pPr>
-      <w:r>
-        <w:t xml:space="preserve">    try:</w:t>
-      </w:r>
-    </w:p>
-    <w:p>
-      <w:pPr>
-        <w:spacing w:line="276" w:lineRule="auto"/>
-      </w:pPr>
-      <w:r>
-        <w:t xml:space="preserve">        row = </w:t>
-      </w:r>
-      <w:proofErr w:type="spellStart"/>
-      <w:r>
-        <w:t>con.execute</w:t>
-      </w:r>
-      <w:proofErr w:type="spellEnd"/>
-      <w:r>
-        <w:t xml:space="preserve">("SELECT * FROM calls WHERE </w:t>
-      </w:r>
-      <w:proofErr w:type="spellStart"/>
-      <w:r>
-        <w:t>call_id</w:t>
-      </w:r>
-      <w:proofErr w:type="spellEnd"/>
-      <w:r>
-        <w:t xml:space="preserve"> = ?", (</w:t>
-      </w:r>
-      <w:proofErr w:type="spellStart"/>
-      <w:r>
-        <w:t>call_id</w:t>
-      </w:r>
-      <w:proofErr w:type="spellEnd"/>
-      <w:r>
-        <w:t>,)).</w:t>
-      </w:r>
-      <w:proofErr w:type="spellStart"/>
-      <w:r>
-        <w:t>fetchone</w:t>
-      </w:r>
-      <w:proofErr w:type="spellEnd"/>
-      <w:r>
-        <w:t>()</w:t>
-      </w:r>
-    </w:p>
-    <w:p>
-      <w:pPr>
-        <w:spacing w:line="276" w:lineRule="auto"/>
-      </w:pPr>
-      <w:r>
-        <w:t xml:space="preserve">    finally:</w:t>
-      </w:r>
-    </w:p>
-    <w:p>
-      <w:pPr>
-        <w:spacing w:line="276" w:lineRule="auto"/>
-      </w:pPr>
-      <w:r>
-        <w:t xml:space="preserve">        </w:t>
-      </w:r>
-      <w:proofErr w:type="spellStart"/>
-      <w:r>
-        <w:t>con.close</w:t>
-      </w:r>
-      <w:proofErr w:type="spellEnd"/>
-      <w:r>
-        <w:t>()</w:t>
-      </w:r>
-    </w:p>
-    <w:p>
-      <w:pPr>
-        <w:spacing w:line="276" w:lineRule="auto"/>
-      </w:pPr>
-      <w:r>
-        <w:t xml:space="preserve">    if row is None:</w:t>
-      </w:r>
-    </w:p>
-    <w:p>
-      <w:pPr>
-        <w:spacing w:line="276" w:lineRule="auto"/>
-      </w:pPr>
-      <w:r>
-        <w:t xml:space="preserve">        return </w:t>
-      </w:r>
-      <w:proofErr w:type="spellStart"/>
-      <w:r>
-        <w:t>jsonify</w:t>
-      </w:r>
-      <w:proofErr w:type="spellEnd"/>
-      <w:r>
-        <w:t>(error="call not found"), 404</w:t>
+      <w:proofErr w:type="gramEnd"/>
+      <w:r>
+        <w:t>error="call not found"), 404</w:t>
       </w:r>
     </w:p>
     <w:p>
@@ -2058,6 +2347,7 @@
           <w:lang w:eastAsia="en-IN"/>
           <w14:ligatures w14:val="none"/>
         </w:rPr>
+        <w:lastRenderedPageBreak/>
         <w:t>app</w:t>
       </w:r>
       <w:r>
@@ -2186,7 +2476,6 @@
           <w:lang w:eastAsia="en-IN"/>
           <w14:ligatures w14:val="none"/>
         </w:rPr>
-        <w:lastRenderedPageBreak/>
         <w:t>DATABASE</w:t>
       </w:r>
       <w:r>
@@ -2330,20 +2619,46 @@
           <w:lang w:eastAsia="en-IN"/>
           <w14:ligatures w14:val="none"/>
         </w:rPr>
-        <w:t>get_db</w:t>
-      </w:r>
-      <w:proofErr w:type="spellEnd"/>
-      <w:r>
-        <w:rPr>
-          <w:rFonts w:ascii="Consolas" w:eastAsia="Times New Roman" w:hAnsi="Consolas" w:cs="Times New Roman"/>
-          <w:color w:val="BBBEBF"/>
-          <w:kern w:val="0"/>
-          <w:sz w:val="21"/>
-          <w:szCs w:val="21"/>
-          <w:lang w:eastAsia="en-IN"/>
-          <w14:ligatures w14:val="none"/>
-        </w:rPr>
-        <w:t>():</w:t>
+        <w:t>get_</w:t>
+      </w:r>
+      <w:proofErr w:type="gramStart"/>
+      <w:r>
+        <w:rPr>
+          <w:rFonts w:ascii="Consolas" w:eastAsia="Times New Roman" w:hAnsi="Consolas" w:cs="Times New Roman"/>
+          <w:color w:val="D2A8FF"/>
+          <w:kern w:val="0"/>
+          <w:sz w:val="21"/>
+          <w:szCs w:val="21"/>
+          <w:lang w:eastAsia="en-IN"/>
+          <w14:ligatures w14:val="none"/>
+        </w:rPr>
+        <w:t>db</w:t>
+      </w:r>
+      <w:proofErr w:type="spellEnd"/>
+      <w:r>
+        <w:rPr>
+          <w:rFonts w:ascii="Consolas" w:eastAsia="Times New Roman" w:hAnsi="Consolas" w:cs="Times New Roman"/>
+          <w:color w:val="BBBEBF"/>
+          <w:kern w:val="0"/>
+          <w:sz w:val="21"/>
+          <w:szCs w:val="21"/>
+          <w:lang w:eastAsia="en-IN"/>
+          <w14:ligatures w14:val="none"/>
+        </w:rPr>
+        <w:t>(</w:t>
+      </w:r>
+      <w:proofErr w:type="gramEnd"/>
+      <w:r>
+        <w:rPr>
+          <w:rFonts w:ascii="Consolas" w:eastAsia="Times New Roman" w:hAnsi="Consolas" w:cs="Times New Roman"/>
+          <w:color w:val="BBBEBF"/>
+          <w:kern w:val="0"/>
+          <w:sz w:val="21"/>
+          <w:szCs w:val="21"/>
+          <w:lang w:eastAsia="en-IN"/>
+          <w14:ligatures w14:val="none"/>
+        </w:rPr>
+        <w:t>):</w:t>
       </w:r>
     </w:p>
     <w:p>
@@ -2683,6 +2998,7 @@
         </w:rPr>
         <w:t xml:space="preserve"> </w:t>
       </w:r>
+      <w:proofErr w:type="gramStart"/>
       <w:r>
         <w:rPr>
           <w:rFonts w:ascii="Consolas" w:eastAsia="Times New Roman" w:hAnsi="Consolas" w:cs="Times New Roman"/>
@@ -2695,6 +3011,7 @@
         </w:rPr>
         <w:t>conn</w:t>
       </w:r>
+      <w:proofErr w:type="gramEnd"/>
     </w:p>
     <w:p>
       <w:pPr>
@@ -2790,20 +3107,46 @@
           <w:lang w:eastAsia="en-IN"/>
           <w14:ligatures w14:val="none"/>
         </w:rPr>
-        <w:t>init_db</w:t>
-      </w:r>
-      <w:proofErr w:type="spellEnd"/>
-      <w:r>
-        <w:rPr>
-          <w:rFonts w:ascii="Consolas" w:eastAsia="Times New Roman" w:hAnsi="Consolas" w:cs="Times New Roman"/>
-          <w:color w:val="BBBEBF"/>
-          <w:kern w:val="0"/>
-          <w:sz w:val="21"/>
-          <w:szCs w:val="21"/>
-          <w:lang w:eastAsia="en-IN"/>
-          <w14:ligatures w14:val="none"/>
-        </w:rPr>
-        <w:t>():</w:t>
+        <w:t>init_</w:t>
+      </w:r>
+      <w:proofErr w:type="gramStart"/>
+      <w:r>
+        <w:rPr>
+          <w:rFonts w:ascii="Consolas" w:eastAsia="Times New Roman" w:hAnsi="Consolas" w:cs="Times New Roman"/>
+          <w:color w:val="D2A8FF"/>
+          <w:kern w:val="0"/>
+          <w:sz w:val="21"/>
+          <w:szCs w:val="21"/>
+          <w:lang w:eastAsia="en-IN"/>
+          <w14:ligatures w14:val="none"/>
+        </w:rPr>
+        <w:t>db</w:t>
+      </w:r>
+      <w:proofErr w:type="spellEnd"/>
+      <w:r>
+        <w:rPr>
+          <w:rFonts w:ascii="Consolas" w:eastAsia="Times New Roman" w:hAnsi="Consolas" w:cs="Times New Roman"/>
+          <w:color w:val="BBBEBF"/>
+          <w:kern w:val="0"/>
+          <w:sz w:val="21"/>
+          <w:szCs w:val="21"/>
+          <w:lang w:eastAsia="en-IN"/>
+          <w14:ligatures w14:val="none"/>
+        </w:rPr>
+        <w:t>(</w:t>
+      </w:r>
+      <w:proofErr w:type="gramEnd"/>
+      <w:r>
+        <w:rPr>
+          <w:rFonts w:ascii="Consolas" w:eastAsia="Times New Roman" w:hAnsi="Consolas" w:cs="Times New Roman"/>
+          <w:color w:val="BBBEBF"/>
+          <w:kern w:val="0"/>
+          <w:sz w:val="21"/>
+          <w:szCs w:val="21"/>
+          <w:lang w:eastAsia="en-IN"/>
+          <w14:ligatures w14:val="none"/>
+        </w:rPr>
+        <w:t>):</w:t>
       </w:r>
     </w:p>
     <w:p>
@@ -2868,20 +3211,46 @@
           <w:lang w:eastAsia="en-IN"/>
           <w14:ligatures w14:val="none"/>
         </w:rPr>
-        <w:t>get_db</w:t>
-      </w:r>
-      <w:proofErr w:type="spellEnd"/>
-      <w:r>
-        <w:rPr>
-          <w:rFonts w:ascii="Consolas" w:eastAsia="Times New Roman" w:hAnsi="Consolas" w:cs="Times New Roman"/>
-          <w:color w:val="BBBEBF"/>
-          <w:kern w:val="0"/>
-          <w:sz w:val="21"/>
-          <w:szCs w:val="21"/>
-          <w:lang w:eastAsia="en-IN"/>
-          <w14:ligatures w14:val="none"/>
-        </w:rPr>
-        <w:t xml:space="preserve">() </w:t>
+        <w:t>get_</w:t>
+      </w:r>
+      <w:proofErr w:type="gramStart"/>
+      <w:r>
+        <w:rPr>
+          <w:rFonts w:ascii="Consolas" w:eastAsia="Times New Roman" w:hAnsi="Consolas" w:cs="Times New Roman"/>
+          <w:color w:val="D2A8FF"/>
+          <w:kern w:val="0"/>
+          <w:sz w:val="21"/>
+          <w:szCs w:val="21"/>
+          <w:lang w:eastAsia="en-IN"/>
+          <w14:ligatures w14:val="none"/>
+        </w:rPr>
+        <w:t>db</w:t>
+      </w:r>
+      <w:proofErr w:type="spellEnd"/>
+      <w:r>
+        <w:rPr>
+          <w:rFonts w:ascii="Consolas" w:eastAsia="Times New Roman" w:hAnsi="Consolas" w:cs="Times New Roman"/>
+          <w:color w:val="BBBEBF"/>
+          <w:kern w:val="0"/>
+          <w:sz w:val="21"/>
+          <w:szCs w:val="21"/>
+          <w:lang w:eastAsia="en-IN"/>
+          <w14:ligatures w14:val="none"/>
+        </w:rPr>
+        <w:t>(</w:t>
+      </w:r>
+      <w:proofErr w:type="gramEnd"/>
+      <w:r>
+        <w:rPr>
+          <w:rFonts w:ascii="Consolas" w:eastAsia="Times New Roman" w:hAnsi="Consolas" w:cs="Times New Roman"/>
+          <w:color w:val="BBBEBF"/>
+          <w:kern w:val="0"/>
+          <w:sz w:val="21"/>
+          <w:szCs w:val="21"/>
+          <w:lang w:eastAsia="en-IN"/>
+          <w14:ligatures w14:val="none"/>
+        </w:rPr>
+        <w:t xml:space="preserve">) </w:t>
       </w:r>
       <w:r>
         <w:rPr>
@@ -2960,6 +3329,7 @@
         <w:t xml:space="preserve">        </w:t>
       </w:r>
       <w:proofErr w:type="spellStart"/>
+      <w:proofErr w:type="gramStart"/>
       <w:r>
         <w:rPr>
           <w:rFonts w:ascii="Consolas" w:eastAsia="Times New Roman" w:hAnsi="Consolas" w:cs="Times New Roman"/>
@@ -2997,6 +3367,7 @@
         <w:t>execute</w:t>
       </w:r>
       <w:proofErr w:type="spellEnd"/>
+      <w:proofErr w:type="gramEnd"/>
       <w:r>
         <w:rPr>
           <w:rFonts w:ascii="Consolas" w:eastAsia="Times New Roman" w:hAnsi="Consolas" w:cs="Times New Roman"/>
@@ -3296,20 +3667,46 @@
           <w:lang w:eastAsia="en-IN"/>
           <w14:ligatures w14:val="none"/>
         </w:rPr>
-        <w:t>init_db</w:t>
-      </w:r>
-      <w:proofErr w:type="spellEnd"/>
-      <w:r>
-        <w:rPr>
-          <w:rFonts w:ascii="Consolas" w:eastAsia="Times New Roman" w:hAnsi="Consolas" w:cs="Times New Roman"/>
-          <w:color w:val="BBBEBF"/>
-          <w:kern w:val="0"/>
-          <w:sz w:val="21"/>
-          <w:szCs w:val="21"/>
-          <w:lang w:eastAsia="en-IN"/>
-          <w14:ligatures w14:val="none"/>
-        </w:rPr>
-        <w:t>()</w:t>
+        <w:t>init_</w:t>
+      </w:r>
+      <w:proofErr w:type="gramStart"/>
+      <w:r>
+        <w:rPr>
+          <w:rFonts w:ascii="Consolas" w:eastAsia="Times New Roman" w:hAnsi="Consolas" w:cs="Times New Roman"/>
+          <w:color w:val="D2A8FF"/>
+          <w:kern w:val="0"/>
+          <w:sz w:val="21"/>
+          <w:szCs w:val="21"/>
+          <w:lang w:eastAsia="en-IN"/>
+          <w14:ligatures w14:val="none"/>
+        </w:rPr>
+        <w:t>db</w:t>
+      </w:r>
+      <w:proofErr w:type="spellEnd"/>
+      <w:r>
+        <w:rPr>
+          <w:rFonts w:ascii="Consolas" w:eastAsia="Times New Roman" w:hAnsi="Consolas" w:cs="Times New Roman"/>
+          <w:color w:val="BBBEBF"/>
+          <w:kern w:val="0"/>
+          <w:sz w:val="21"/>
+          <w:szCs w:val="21"/>
+          <w:lang w:eastAsia="en-IN"/>
+          <w14:ligatures w14:val="none"/>
+        </w:rPr>
+        <w:t>(</w:t>
+      </w:r>
+      <w:proofErr w:type="gramEnd"/>
+      <w:r>
+        <w:rPr>
+          <w:rFonts w:ascii="Consolas" w:eastAsia="Times New Roman" w:hAnsi="Consolas" w:cs="Times New Roman"/>
+          <w:color w:val="BBBEBF"/>
+          <w:kern w:val="0"/>
+          <w:sz w:val="21"/>
+          <w:szCs w:val="21"/>
+          <w:lang w:eastAsia="en-IN"/>
+          <w14:ligatures w14:val="none"/>
+        </w:rPr>
+        <w:t>)</w:t>
       </w:r>
     </w:p>
     <w:p>
@@ -3355,6 +3752,7 @@
         </w:rPr>
         <w:t>@</w:t>
       </w:r>
+      <w:proofErr w:type="gramStart"/>
       <w:r>
         <w:rPr>
           <w:rFonts w:ascii="Consolas" w:eastAsia="Times New Roman" w:hAnsi="Consolas" w:cs="Times New Roman"/>
@@ -3379,6 +3777,7 @@
         </w:rPr>
         <w:t>.route</w:t>
       </w:r>
+      <w:proofErr w:type="gramEnd"/>
       <w:r>
         <w:rPr>
           <w:rFonts w:ascii="Consolas" w:eastAsia="Times New Roman" w:hAnsi="Consolas" w:cs="Times New Roman"/>
@@ -3526,20 +3925,46 @@
           <w:lang w:eastAsia="en-IN"/>
           <w14:ligatures w14:val="none"/>
         </w:rPr>
-        <w:t>call_ended</w:t>
-      </w:r>
-      <w:proofErr w:type="spellEnd"/>
-      <w:r>
-        <w:rPr>
-          <w:rFonts w:ascii="Consolas" w:eastAsia="Times New Roman" w:hAnsi="Consolas" w:cs="Times New Roman"/>
-          <w:color w:val="BBBEBF"/>
-          <w:kern w:val="0"/>
-          <w:sz w:val="21"/>
-          <w:szCs w:val="21"/>
-          <w:lang w:eastAsia="en-IN"/>
-          <w14:ligatures w14:val="none"/>
-        </w:rPr>
-        <w:t>():</w:t>
+        <w:t>call_</w:t>
+      </w:r>
+      <w:proofErr w:type="gramStart"/>
+      <w:r>
+        <w:rPr>
+          <w:rFonts w:ascii="Consolas" w:eastAsia="Times New Roman" w:hAnsi="Consolas" w:cs="Times New Roman"/>
+          <w:color w:val="D2A8FF"/>
+          <w:kern w:val="0"/>
+          <w:sz w:val="21"/>
+          <w:szCs w:val="21"/>
+          <w:lang w:eastAsia="en-IN"/>
+          <w14:ligatures w14:val="none"/>
+        </w:rPr>
+        <w:t>ended</w:t>
+      </w:r>
+      <w:proofErr w:type="spellEnd"/>
+      <w:r>
+        <w:rPr>
+          <w:rFonts w:ascii="Consolas" w:eastAsia="Times New Roman" w:hAnsi="Consolas" w:cs="Times New Roman"/>
+          <w:color w:val="BBBEBF"/>
+          <w:kern w:val="0"/>
+          <w:sz w:val="21"/>
+          <w:szCs w:val="21"/>
+          <w:lang w:eastAsia="en-IN"/>
+          <w14:ligatures w14:val="none"/>
+        </w:rPr>
+        <w:t>(</w:t>
+      </w:r>
+      <w:proofErr w:type="gramEnd"/>
+      <w:r>
+        <w:rPr>
+          <w:rFonts w:ascii="Consolas" w:eastAsia="Times New Roman" w:hAnsi="Consolas" w:cs="Times New Roman"/>
+          <w:color w:val="BBBEBF"/>
+          <w:kern w:val="0"/>
+          <w:sz w:val="21"/>
+          <w:szCs w:val="21"/>
+          <w:lang w:eastAsia="en-IN"/>
+          <w14:ligatures w14:val="none"/>
+        </w:rPr>
+        <w:t>):</w:t>
       </w:r>
     </w:p>
     <w:p>
@@ -3808,6 +4233,7 @@
         <w:t xml:space="preserve"> </w:t>
       </w:r>
       <w:proofErr w:type="spellStart"/>
+      <w:proofErr w:type="gramStart"/>
       <w:r>
         <w:rPr>
           <w:rFonts w:ascii="Consolas" w:eastAsia="Times New Roman" w:hAnsi="Consolas" w:cs="Times New Roman"/>
@@ -3833,6 +4259,7 @@
         </w:rPr>
         <w:t>(</w:t>
       </w:r>
+      <w:proofErr w:type="gramEnd"/>
       <w:r>
         <w:rPr>
           <w:rFonts w:ascii="Consolas" w:eastAsia="Times New Roman" w:hAnsi="Consolas" w:cs="Times New Roman"/>
@@ -3936,6 +4363,7 @@
         <w:t xml:space="preserve"> </w:t>
       </w:r>
       <w:proofErr w:type="spellStart"/>
+      <w:proofErr w:type="gramStart"/>
       <w:r>
         <w:rPr>
           <w:rFonts w:ascii="Consolas" w:eastAsia="Times New Roman" w:hAnsi="Consolas" w:cs="Times New Roman"/>
@@ -3959,7 +4387,20 @@
           <w:lang w:eastAsia="en-IN"/>
           <w14:ligatures w14:val="none"/>
         </w:rPr>
-        <w:t>({</w:t>
+        <w:t>(</w:t>
+      </w:r>
+      <w:proofErr w:type="gramEnd"/>
+      <w:r>
+        <w:rPr>
+          <w:rFonts w:ascii="Consolas" w:eastAsia="Times New Roman" w:hAnsi="Consolas" w:cs="Times New Roman"/>
+          <w:color w:val="BBBEBF"/>
+          <w:kern w:val="0"/>
+          <w:sz w:val="21"/>
+          <w:szCs w:val="21"/>
+          <w:lang w:eastAsia="en-IN"/>
+          <w14:ligatures w14:val="none"/>
+        </w:rPr>
+        <w:t>{</w:t>
       </w:r>
     </w:p>
     <w:p>
@@ -4718,6 +5159,7 @@
         <w:t xml:space="preserve"> </w:t>
       </w:r>
       <w:proofErr w:type="spellStart"/>
+      <w:proofErr w:type="gramStart"/>
       <w:r>
         <w:rPr>
           <w:rFonts w:ascii="Consolas" w:eastAsia="Times New Roman" w:hAnsi="Consolas" w:cs="Times New Roman"/>
@@ -4744,6 +5186,7 @@
         <w:t>(</w:t>
       </w:r>
       <w:proofErr w:type="spellStart"/>
+      <w:proofErr w:type="gramEnd"/>
       <w:r>
         <w:rPr>
           <w:rFonts w:ascii="Consolas" w:eastAsia="Times New Roman" w:hAnsi="Consolas" w:cs="Times New Roman"/>
@@ -4852,7 +5295,20 @@
           <w:lang w:eastAsia="en-IN"/>
           <w14:ligatures w14:val="none"/>
         </w:rPr>
-        <w:t>call_id</w:t>
+        <w:t>call_</w:t>
+      </w:r>
+      <w:proofErr w:type="gramStart"/>
+      <w:r>
+        <w:rPr>
+          <w:rFonts w:ascii="Consolas" w:eastAsia="Times New Roman" w:hAnsi="Consolas" w:cs="Times New Roman"/>
+          <w:color w:val="C9D1D9"/>
+          <w:kern w:val="0"/>
+          <w:sz w:val="21"/>
+          <w:szCs w:val="21"/>
+          <w:lang w:eastAsia="en-IN"/>
+          <w14:ligatures w14:val="none"/>
+        </w:rPr>
+        <w:t>id</w:t>
       </w:r>
       <w:r>
         <w:rPr>
@@ -4879,6 +5335,7 @@
         <w:t>strip</w:t>
       </w:r>
       <w:proofErr w:type="spellEnd"/>
+      <w:proofErr w:type="gramEnd"/>
       <w:r>
         <w:rPr>
           <w:rFonts w:ascii="Consolas" w:eastAsia="Times New Roman" w:hAnsi="Consolas" w:cs="Times New Roman"/>
@@ -4944,6 +5401,7 @@
         <w:t xml:space="preserve"> </w:t>
       </w:r>
       <w:proofErr w:type="spellStart"/>
+      <w:proofErr w:type="gramStart"/>
       <w:r>
         <w:rPr>
           <w:rFonts w:ascii="Consolas" w:eastAsia="Times New Roman" w:hAnsi="Consolas" w:cs="Times New Roman"/>
@@ -4967,7 +5425,20 @@
           <w:lang w:eastAsia="en-IN"/>
           <w14:ligatures w14:val="none"/>
         </w:rPr>
-        <w:t>({</w:t>
+        <w:t>(</w:t>
+      </w:r>
+      <w:proofErr w:type="gramEnd"/>
+      <w:r>
+        <w:rPr>
+          <w:rFonts w:ascii="Consolas" w:eastAsia="Times New Roman" w:hAnsi="Consolas" w:cs="Times New Roman"/>
+          <w:color w:val="BBBEBF"/>
+          <w:kern w:val="0"/>
+          <w:sz w:val="21"/>
+          <w:szCs w:val="21"/>
+          <w:lang w:eastAsia="en-IN"/>
+          <w14:ligatures w14:val="none"/>
+        </w:rPr>
+        <w:t>{</w:t>
       </w:r>
     </w:p>
     <w:p>
@@ -5204,7 +5675,20 @@
           <w:lang w:eastAsia="en-IN"/>
           <w14:ligatures w14:val="none"/>
         </w:rPr>
-        <w:t>call_id</w:t>
+        <w:t>call_</w:t>
+      </w:r>
+      <w:proofErr w:type="gramStart"/>
+      <w:r>
+        <w:rPr>
+          <w:rFonts w:ascii="Consolas" w:eastAsia="Times New Roman" w:hAnsi="Consolas" w:cs="Times New Roman"/>
+          <w:color w:val="C9D1D9"/>
+          <w:kern w:val="0"/>
+          <w:sz w:val="21"/>
+          <w:szCs w:val="21"/>
+          <w:lang w:eastAsia="en-IN"/>
+          <w14:ligatures w14:val="none"/>
+        </w:rPr>
+        <w:t>id</w:t>
       </w:r>
       <w:r>
         <w:rPr>
@@ -5231,6 +5715,7 @@
         <w:t>strip</w:t>
       </w:r>
       <w:proofErr w:type="spellEnd"/>
+      <w:proofErr w:type="gramEnd"/>
       <w:r>
         <w:rPr>
           <w:rFonts w:ascii="Consolas" w:eastAsia="Times New Roman" w:hAnsi="Consolas" w:cs="Times New Roman"/>
@@ -5456,6 +5941,7 @@
         <w:t xml:space="preserve"> </w:t>
       </w:r>
       <w:proofErr w:type="spellStart"/>
+      <w:proofErr w:type="gramStart"/>
       <w:r>
         <w:rPr>
           <w:rFonts w:ascii="Consolas" w:eastAsia="Times New Roman" w:hAnsi="Consolas" w:cs="Times New Roman"/>
@@ -5481,6 +5967,7 @@
         </w:rPr>
         <w:t>(</w:t>
       </w:r>
+      <w:proofErr w:type="gramEnd"/>
       <w:r>
         <w:rPr>
           <w:rFonts w:ascii="Consolas" w:eastAsia="Times New Roman" w:hAnsi="Consolas" w:cs="Times New Roman"/>
@@ -5582,6 +6069,7 @@
         <w:t xml:space="preserve"> </w:t>
       </w:r>
       <w:proofErr w:type="spellStart"/>
+      <w:proofErr w:type="gramStart"/>
       <w:r>
         <w:rPr>
           <w:rFonts w:ascii="Consolas" w:eastAsia="Times New Roman" w:hAnsi="Consolas" w:cs="Times New Roman"/>
@@ -5605,7 +6093,20 @@
           <w:lang w:eastAsia="en-IN"/>
           <w14:ligatures w14:val="none"/>
         </w:rPr>
-        <w:t>({</w:t>
+        <w:t>(</w:t>
+      </w:r>
+      <w:proofErr w:type="gramEnd"/>
+      <w:r>
+        <w:rPr>
+          <w:rFonts w:ascii="Consolas" w:eastAsia="Times New Roman" w:hAnsi="Consolas" w:cs="Times New Roman"/>
+          <w:color w:val="BBBEBF"/>
+          <w:kern w:val="0"/>
+          <w:sz w:val="21"/>
+          <w:szCs w:val="21"/>
+          <w:lang w:eastAsia="en-IN"/>
+          <w14:ligatures w14:val="none"/>
+        </w:rPr>
+        <w:t>{</w:t>
       </w:r>
     </w:p>
     <w:p>
@@ -5633,6 +6134,7 @@
           <w:lang w:eastAsia="en-IN"/>
           <w14:ligatures w14:val="none"/>
         </w:rPr>
+        <w:lastRenderedPageBreak/>
         <w:t xml:space="preserve">            </w:t>
       </w:r>
       <w:r>
@@ -5968,6 +6470,7 @@
         <w:t xml:space="preserve"> </w:t>
       </w:r>
       <w:proofErr w:type="spellStart"/>
+      <w:proofErr w:type="gramStart"/>
       <w:r>
         <w:rPr>
           <w:rFonts w:ascii="Consolas" w:eastAsia="Times New Roman" w:hAnsi="Consolas" w:cs="Times New Roman"/>
@@ -5993,6 +6496,7 @@
         </w:rPr>
         <w:t>(</w:t>
       </w:r>
+      <w:proofErr w:type="gramEnd"/>
       <w:r>
         <w:rPr>
           <w:rFonts w:ascii="Consolas" w:eastAsia="Times New Roman" w:hAnsi="Consolas" w:cs="Times New Roman"/>
@@ -6090,6 +6594,7 @@
         <w:t xml:space="preserve"> </w:t>
       </w:r>
       <w:proofErr w:type="spellStart"/>
+      <w:proofErr w:type="gramStart"/>
       <w:r>
         <w:rPr>
           <w:rFonts w:ascii="Consolas" w:eastAsia="Times New Roman" w:hAnsi="Consolas" w:cs="Times New Roman"/>
@@ -6115,6 +6620,7 @@
         </w:rPr>
         <w:t>(</w:t>
       </w:r>
+      <w:proofErr w:type="gramEnd"/>
       <w:r>
         <w:rPr>
           <w:rFonts w:ascii="Consolas" w:eastAsia="Times New Roman" w:hAnsi="Consolas" w:cs="Times New Roman"/>
@@ -6216,6 +6722,7 @@
         <w:t xml:space="preserve"> </w:t>
       </w:r>
       <w:proofErr w:type="spellStart"/>
+      <w:proofErr w:type="gramStart"/>
       <w:r>
         <w:rPr>
           <w:rFonts w:ascii="Consolas" w:eastAsia="Times New Roman" w:hAnsi="Consolas" w:cs="Times New Roman"/>
@@ -6239,7 +6746,20 @@
           <w:lang w:eastAsia="en-IN"/>
           <w14:ligatures w14:val="none"/>
         </w:rPr>
-        <w:t>({</w:t>
+        <w:t>(</w:t>
+      </w:r>
+      <w:proofErr w:type="gramEnd"/>
+      <w:r>
+        <w:rPr>
+          <w:rFonts w:ascii="Consolas" w:eastAsia="Times New Roman" w:hAnsi="Consolas" w:cs="Times New Roman"/>
+          <w:color w:val="BBBEBF"/>
+          <w:kern w:val="0"/>
+          <w:sz w:val="21"/>
+          <w:szCs w:val="21"/>
+          <w:lang w:eastAsia="en-IN"/>
+          <w14:ligatures w14:val="none"/>
+        </w:rPr>
+        <w:t>{</w:t>
       </w:r>
     </w:p>
     <w:p>
@@ -6564,6 +7084,7 @@
         <w:t xml:space="preserve"> </w:t>
       </w:r>
       <w:proofErr w:type="spellStart"/>
+      <w:proofErr w:type="gramStart"/>
       <w:r>
         <w:rPr>
           <w:rFonts w:ascii="Consolas" w:eastAsia="Times New Roman" w:hAnsi="Consolas" w:cs="Times New Roman"/>
@@ -6587,7 +7108,20 @@
           <w:lang w:eastAsia="en-IN"/>
           <w14:ligatures w14:val="none"/>
         </w:rPr>
-        <w:t>({</w:t>
+        <w:t>(</w:t>
+      </w:r>
+      <w:proofErr w:type="gramEnd"/>
+      <w:r>
+        <w:rPr>
+          <w:rFonts w:ascii="Consolas" w:eastAsia="Times New Roman" w:hAnsi="Consolas" w:cs="Times New Roman"/>
+          <w:color w:val="BBBEBF"/>
+          <w:kern w:val="0"/>
+          <w:sz w:val="21"/>
+          <w:szCs w:val="21"/>
+          <w:lang w:eastAsia="en-IN"/>
+          <w14:ligatures w14:val="none"/>
+        </w:rPr>
+        <w:t>{</w:t>
       </w:r>
     </w:p>
     <w:p>
@@ -6822,20 +7356,46 @@
           <w:lang w:eastAsia="en-IN"/>
           <w14:ligatures w14:val="none"/>
         </w:rPr>
-        <w:t>get_db</w:t>
-      </w:r>
-      <w:proofErr w:type="spellEnd"/>
-      <w:r>
-        <w:rPr>
-          <w:rFonts w:ascii="Consolas" w:eastAsia="Times New Roman" w:hAnsi="Consolas" w:cs="Times New Roman"/>
-          <w:color w:val="BBBEBF"/>
-          <w:kern w:val="0"/>
-          <w:sz w:val="21"/>
-          <w:szCs w:val="21"/>
-          <w:lang w:eastAsia="en-IN"/>
-          <w14:ligatures w14:val="none"/>
-        </w:rPr>
-        <w:t>()</w:t>
+        <w:t>get_</w:t>
+      </w:r>
+      <w:proofErr w:type="gramStart"/>
+      <w:r>
+        <w:rPr>
+          <w:rFonts w:ascii="Consolas" w:eastAsia="Times New Roman" w:hAnsi="Consolas" w:cs="Times New Roman"/>
+          <w:color w:val="D2A8FF"/>
+          <w:kern w:val="0"/>
+          <w:sz w:val="21"/>
+          <w:szCs w:val="21"/>
+          <w:lang w:eastAsia="en-IN"/>
+          <w14:ligatures w14:val="none"/>
+        </w:rPr>
+        <w:t>db</w:t>
+      </w:r>
+      <w:proofErr w:type="spellEnd"/>
+      <w:r>
+        <w:rPr>
+          <w:rFonts w:ascii="Consolas" w:eastAsia="Times New Roman" w:hAnsi="Consolas" w:cs="Times New Roman"/>
+          <w:color w:val="BBBEBF"/>
+          <w:kern w:val="0"/>
+          <w:sz w:val="21"/>
+          <w:szCs w:val="21"/>
+          <w:lang w:eastAsia="en-IN"/>
+          <w14:ligatures w14:val="none"/>
+        </w:rPr>
+        <w:t>(</w:t>
+      </w:r>
+      <w:proofErr w:type="gramEnd"/>
+      <w:r>
+        <w:rPr>
+          <w:rFonts w:ascii="Consolas" w:eastAsia="Times New Roman" w:hAnsi="Consolas" w:cs="Times New Roman"/>
+          <w:color w:val="BBBEBF"/>
+          <w:kern w:val="0"/>
+          <w:sz w:val="21"/>
+          <w:szCs w:val="21"/>
+          <w:lang w:eastAsia="en-IN"/>
+          <w14:ligatures w14:val="none"/>
+        </w:rPr>
+        <w:t>)</w:t>
       </w:r>
     </w:p>
     <w:p>
@@ -7022,6 +7582,7 @@
         <w:t xml:space="preserve"> </w:t>
       </w:r>
       <w:proofErr w:type="spellStart"/>
+      <w:proofErr w:type="gramStart"/>
       <w:r>
         <w:rPr>
           <w:rFonts w:ascii="Consolas" w:eastAsia="Times New Roman" w:hAnsi="Consolas" w:cs="Times New Roman"/>
@@ -7059,6 +7620,7 @@
         <w:t>execute</w:t>
       </w:r>
       <w:proofErr w:type="spellEnd"/>
+      <w:proofErr w:type="gramEnd"/>
       <w:r>
         <w:rPr>
           <w:rFonts w:ascii="Consolas" w:eastAsia="Times New Roman" w:hAnsi="Consolas" w:cs="Times New Roman"/>
@@ -7245,7 +7807,33 @@
           <w:lang w:eastAsia="en-IN"/>
           <w14:ligatures w14:val="none"/>
         </w:rPr>
-        <w:t>            VALUES (?, ?, ?)</w:t>
+        <w:t xml:space="preserve">            VALUES </w:t>
+      </w:r>
+      <w:proofErr w:type="gramStart"/>
+      <w:r>
+        <w:rPr>
+          <w:rFonts w:ascii="Consolas" w:eastAsia="Times New Roman" w:hAnsi="Consolas" w:cs="Times New Roman"/>
+          <w:color w:val="A5D6FF"/>
+          <w:kern w:val="0"/>
+          <w:sz w:val="21"/>
+          <w:szCs w:val="21"/>
+          <w:lang w:eastAsia="en-IN"/>
+          <w14:ligatures w14:val="none"/>
+        </w:rPr>
+        <w:t>(?,</w:t>
+      </w:r>
+      <w:proofErr w:type="gramEnd"/>
+      <w:r>
+        <w:rPr>
+          <w:rFonts w:ascii="Consolas" w:eastAsia="Times New Roman" w:hAnsi="Consolas" w:cs="Times New Roman"/>
+          <w:color w:val="A5D6FF"/>
+          <w:kern w:val="0"/>
+          <w:sz w:val="21"/>
+          <w:szCs w:val="21"/>
+          <w:lang w:eastAsia="en-IN"/>
+          <w14:ligatures w14:val="none"/>
+        </w:rPr>
+        <w:t xml:space="preserve"> ?, ?)</w:t>
       </w:r>
     </w:p>
     <w:p>
@@ -7462,6 +8050,7 @@
         <w:t xml:space="preserve">        </w:t>
       </w:r>
       <w:proofErr w:type="spellStart"/>
+      <w:proofErr w:type="gramStart"/>
       <w:r>
         <w:rPr>
           <w:rFonts w:ascii="Consolas" w:eastAsia="Times New Roman" w:hAnsi="Consolas" w:cs="Times New Roman"/>
@@ -7499,6 +8088,7 @@
         <w:t>commit</w:t>
       </w:r>
       <w:proofErr w:type="spellEnd"/>
+      <w:proofErr w:type="gramEnd"/>
       <w:r>
         <w:rPr>
           <w:rFonts w:ascii="Consolas" w:eastAsia="Times New Roman" w:hAnsi="Consolas" w:cs="Times New Roman"/>
@@ -7580,6 +8170,7 @@
         <w:t xml:space="preserve"> </w:t>
       </w:r>
       <w:proofErr w:type="spellStart"/>
+      <w:proofErr w:type="gramStart"/>
       <w:r>
         <w:rPr>
           <w:rFonts w:ascii="Consolas" w:eastAsia="Times New Roman" w:hAnsi="Consolas" w:cs="Times New Roman"/>
@@ -7617,6 +8208,7 @@
         <w:t>rowcount</w:t>
       </w:r>
       <w:proofErr w:type="spellEnd"/>
+      <w:proofErr w:type="gramEnd"/>
       <w:r>
         <w:rPr>
           <w:rFonts w:ascii="Consolas" w:eastAsia="Times New Roman" w:hAnsi="Consolas" w:cs="Times New Roman"/>
@@ -7730,6 +8322,7 @@
         <w:t xml:space="preserve"> </w:t>
       </w:r>
       <w:proofErr w:type="spellStart"/>
+      <w:proofErr w:type="gramStart"/>
       <w:r>
         <w:rPr>
           <w:rFonts w:ascii="Consolas" w:eastAsia="Times New Roman" w:hAnsi="Consolas" w:cs="Times New Roman"/>
@@ -7753,7 +8346,20 @@
           <w:lang w:eastAsia="en-IN"/>
           <w14:ligatures w14:val="none"/>
         </w:rPr>
-        <w:t>({</w:t>
+        <w:t>(</w:t>
+      </w:r>
+      <w:proofErr w:type="gramEnd"/>
+      <w:r>
+        <w:rPr>
+          <w:rFonts w:ascii="Consolas" w:eastAsia="Times New Roman" w:hAnsi="Consolas" w:cs="Times New Roman"/>
+          <w:color w:val="BBBEBF"/>
+          <w:kern w:val="0"/>
+          <w:sz w:val="21"/>
+          <w:szCs w:val="21"/>
+          <w:lang w:eastAsia="en-IN"/>
+          <w14:ligatures w14:val="none"/>
+        </w:rPr>
+        <w:t>{</w:t>
       </w:r>
     </w:p>
     <w:p>
@@ -7898,6 +8504,7 @@
         <w:t>"</w:t>
       </w:r>
       <w:proofErr w:type="spellStart"/>
+      <w:proofErr w:type="gramStart"/>
       <w:r>
         <w:rPr>
           <w:rFonts w:ascii="Consolas" w:eastAsia="Times New Roman" w:hAnsi="Consolas" w:cs="Times New Roman"/>
@@ -7908,7 +8515,20 @@
           <w:lang w:eastAsia="en-IN"/>
           <w14:ligatures w14:val="none"/>
         </w:rPr>
-        <w:t>call_id</w:t>
+        <w:t>call</w:t>
+      </w:r>
+      <w:proofErr w:type="gramEnd"/>
+      <w:r>
+        <w:rPr>
+          <w:rFonts w:ascii="Consolas" w:eastAsia="Times New Roman" w:hAnsi="Consolas" w:cs="Times New Roman"/>
+          <w:color w:val="A5D6FF"/>
+          <w:kern w:val="0"/>
+          <w:sz w:val="21"/>
+          <w:szCs w:val="21"/>
+          <w:lang w:eastAsia="en-IN"/>
+          <w14:ligatures w14:val="none"/>
+        </w:rPr>
+        <w:t>_id</w:t>
       </w:r>
       <w:proofErr w:type="spellEnd"/>
       <w:r>
@@ -8058,6 +8678,7 @@
         <w:t xml:space="preserve"> </w:t>
       </w:r>
       <w:proofErr w:type="spellStart"/>
+      <w:proofErr w:type="gramStart"/>
       <w:r>
         <w:rPr>
           <w:rFonts w:ascii="Consolas" w:eastAsia="Times New Roman" w:hAnsi="Consolas" w:cs="Times New Roman"/>
@@ -8081,7 +8702,20 @@
           <w:lang w:eastAsia="en-IN"/>
           <w14:ligatures w14:val="none"/>
         </w:rPr>
-        <w:t>({</w:t>
+        <w:t>(</w:t>
+      </w:r>
+      <w:proofErr w:type="gramEnd"/>
+      <w:r>
+        <w:rPr>
+          <w:rFonts w:ascii="Consolas" w:eastAsia="Times New Roman" w:hAnsi="Consolas" w:cs="Times New Roman"/>
+          <w:color w:val="BBBEBF"/>
+          <w:kern w:val="0"/>
+          <w:sz w:val="21"/>
+          <w:szCs w:val="21"/>
+          <w:lang w:eastAsia="en-IN"/>
+          <w14:ligatures w14:val="none"/>
+        </w:rPr>
+        <w:t>{</w:t>
       </w:r>
     </w:p>
     <w:p>
@@ -8200,6 +8834,7 @@
         <w:t>"</w:t>
       </w:r>
       <w:proofErr w:type="spellStart"/>
+      <w:proofErr w:type="gramStart"/>
       <w:r>
         <w:rPr>
           <w:rFonts w:ascii="Consolas" w:eastAsia="Times New Roman" w:hAnsi="Consolas" w:cs="Times New Roman"/>
@@ -8210,7 +8845,20 @@
           <w:lang w:eastAsia="en-IN"/>
           <w14:ligatures w14:val="none"/>
         </w:rPr>
-        <w:t>call_id</w:t>
+        <w:t>call</w:t>
+      </w:r>
+      <w:proofErr w:type="gramEnd"/>
+      <w:r>
+        <w:rPr>
+          <w:rFonts w:ascii="Consolas" w:eastAsia="Times New Roman" w:hAnsi="Consolas" w:cs="Times New Roman"/>
+          <w:color w:val="A5D6FF"/>
+          <w:kern w:val="0"/>
+          <w:sz w:val="21"/>
+          <w:szCs w:val="21"/>
+          <w:lang w:eastAsia="en-IN"/>
+          <w14:ligatures w14:val="none"/>
+        </w:rPr>
+        <w:t>_id</w:t>
       </w:r>
       <w:proofErr w:type="spellEnd"/>
       <w:r>
@@ -8484,6 +9132,7 @@
         <w:t xml:space="preserve">        </w:t>
       </w:r>
       <w:proofErr w:type="spellStart"/>
+      <w:proofErr w:type="gramStart"/>
       <w:r>
         <w:rPr>
           <w:rFonts w:ascii="Consolas" w:eastAsia="Times New Roman" w:hAnsi="Consolas" w:cs="Times New Roman"/>
@@ -8521,6 +9170,7 @@
         <w:t>rollback</w:t>
       </w:r>
       <w:proofErr w:type="spellEnd"/>
+      <w:proofErr w:type="gramEnd"/>
       <w:r>
         <w:rPr>
           <w:rFonts w:ascii="Consolas" w:eastAsia="Times New Roman" w:hAnsi="Consolas" w:cs="Times New Roman"/>
@@ -8586,6 +9236,7 @@
         <w:t xml:space="preserve"> </w:t>
       </w:r>
       <w:proofErr w:type="spellStart"/>
+      <w:proofErr w:type="gramStart"/>
       <w:r>
         <w:rPr>
           <w:rFonts w:ascii="Consolas" w:eastAsia="Times New Roman" w:hAnsi="Consolas" w:cs="Times New Roman"/>
@@ -8609,7 +9260,20 @@
           <w:lang w:eastAsia="en-IN"/>
           <w14:ligatures w14:val="none"/>
         </w:rPr>
-        <w:t>({</w:t>
+        <w:t>(</w:t>
+      </w:r>
+      <w:proofErr w:type="gramEnd"/>
+      <w:r>
+        <w:rPr>
+          <w:rFonts w:ascii="Consolas" w:eastAsia="Times New Roman" w:hAnsi="Consolas" w:cs="Times New Roman"/>
+          <w:color w:val="BBBEBF"/>
+          <w:kern w:val="0"/>
+          <w:sz w:val="21"/>
+          <w:szCs w:val="21"/>
+          <w:lang w:eastAsia="en-IN"/>
+          <w14:ligatures w14:val="none"/>
+        </w:rPr>
+        <w:t>{</w:t>
       </w:r>
     </w:p>
     <w:p>
@@ -8869,6 +9533,7 @@
           <w:lang w:eastAsia="en-IN"/>
           <w14:ligatures w14:val="none"/>
         </w:rPr>
+        <w:lastRenderedPageBreak/>
         <w:t xml:space="preserve">    </w:t>
       </w:r>
       <w:r>
@@ -8924,6 +9589,7 @@
         <w:t xml:space="preserve">        </w:t>
       </w:r>
       <w:proofErr w:type="spellStart"/>
+      <w:proofErr w:type="gramStart"/>
       <w:r>
         <w:rPr>
           <w:rFonts w:ascii="Consolas" w:eastAsia="Times New Roman" w:hAnsi="Consolas" w:cs="Times New Roman"/>
@@ -8961,6 +9627,7 @@
         <w:t>close</w:t>
       </w:r>
       <w:proofErr w:type="spellEnd"/>
+      <w:proofErr w:type="gramEnd"/>
       <w:r>
         <w:rPr>
           <w:rFonts w:ascii="Consolas" w:eastAsia="Times New Roman" w:hAnsi="Consolas" w:cs="Times New Roman"/>
@@ -9017,6 +9684,7 @@
         </w:rPr>
         <w:t>@</w:t>
       </w:r>
+      <w:proofErr w:type="gramStart"/>
       <w:r>
         <w:rPr>
           <w:rFonts w:ascii="Consolas" w:eastAsia="Times New Roman" w:hAnsi="Consolas" w:cs="Times New Roman"/>
@@ -9041,6 +9709,7 @@
         </w:rPr>
         <w:t>.route</w:t>
       </w:r>
+      <w:proofErr w:type="gramEnd"/>
       <w:r>
         <w:rPr>
           <w:rFonts w:ascii="Consolas" w:eastAsia="Times New Roman" w:hAnsi="Consolas" w:cs="Times New Roman"/>
@@ -9316,20 +9985,46 @@
           <w:lang w:eastAsia="en-IN"/>
           <w14:ligatures w14:val="none"/>
         </w:rPr>
-        <w:t>get_db</w:t>
-      </w:r>
-      <w:proofErr w:type="spellEnd"/>
-      <w:r>
-        <w:rPr>
-          <w:rFonts w:ascii="Consolas" w:eastAsia="Times New Roman" w:hAnsi="Consolas" w:cs="Times New Roman"/>
-          <w:color w:val="BBBEBF"/>
-          <w:kern w:val="0"/>
-          <w:sz w:val="21"/>
-          <w:szCs w:val="21"/>
-          <w:lang w:eastAsia="en-IN"/>
-          <w14:ligatures w14:val="none"/>
-        </w:rPr>
-        <w:t>()</w:t>
+        <w:t>get_</w:t>
+      </w:r>
+      <w:proofErr w:type="gramStart"/>
+      <w:r>
+        <w:rPr>
+          <w:rFonts w:ascii="Consolas" w:eastAsia="Times New Roman" w:hAnsi="Consolas" w:cs="Times New Roman"/>
+          <w:color w:val="D2A8FF"/>
+          <w:kern w:val="0"/>
+          <w:sz w:val="21"/>
+          <w:szCs w:val="21"/>
+          <w:lang w:eastAsia="en-IN"/>
+          <w14:ligatures w14:val="none"/>
+        </w:rPr>
+        <w:t>db</w:t>
+      </w:r>
+      <w:proofErr w:type="spellEnd"/>
+      <w:r>
+        <w:rPr>
+          <w:rFonts w:ascii="Consolas" w:eastAsia="Times New Roman" w:hAnsi="Consolas" w:cs="Times New Roman"/>
+          <w:color w:val="BBBEBF"/>
+          <w:kern w:val="0"/>
+          <w:sz w:val="21"/>
+          <w:szCs w:val="21"/>
+          <w:lang w:eastAsia="en-IN"/>
+          <w14:ligatures w14:val="none"/>
+        </w:rPr>
+        <w:t>(</w:t>
+      </w:r>
+      <w:proofErr w:type="gramEnd"/>
+      <w:r>
+        <w:rPr>
+          <w:rFonts w:ascii="Consolas" w:eastAsia="Times New Roman" w:hAnsi="Consolas" w:cs="Times New Roman"/>
+          <w:color w:val="BBBEBF"/>
+          <w:kern w:val="0"/>
+          <w:sz w:val="21"/>
+          <w:szCs w:val="21"/>
+          <w:lang w:eastAsia="en-IN"/>
+          <w14:ligatures w14:val="none"/>
+        </w:rPr>
+        <w:t>)</w:t>
       </w:r>
     </w:p>
     <w:p>
@@ -9635,8 +10330,22 @@
           <w:lang w:eastAsia="en-IN"/>
           <w14:ligatures w14:val="none"/>
         </w:rPr>
-        <w:t xml:space="preserve"> = ?</w:t>
-      </w:r>
+        <w:t xml:space="preserve"> </w:t>
+      </w:r>
+      <w:proofErr w:type="gramStart"/>
+      <w:r>
+        <w:rPr>
+          <w:rFonts w:ascii="Consolas" w:eastAsia="Times New Roman" w:hAnsi="Consolas" w:cs="Times New Roman"/>
+          <w:color w:val="A5D6FF"/>
+          <w:kern w:val="0"/>
+          <w:sz w:val="21"/>
+          <w:szCs w:val="21"/>
+          <w:lang w:eastAsia="en-IN"/>
+          <w14:ligatures w14:val="none"/>
+        </w:rPr>
+        <w:t>= ?</w:t>
+      </w:r>
+      <w:proofErr w:type="gramEnd"/>
     </w:p>
     <w:p>
       <w:pPr>
@@ -9758,6 +10467,7 @@
         <w:t xml:space="preserve"> </w:t>
       </w:r>
       <w:proofErr w:type="spellStart"/>
+      <w:proofErr w:type="gramStart"/>
       <w:r>
         <w:rPr>
           <w:rFonts w:ascii="Consolas" w:eastAsia="Times New Roman" w:hAnsi="Consolas" w:cs="Times New Roman"/>
@@ -9795,6 +10505,7 @@
         <w:t>execute</w:t>
       </w:r>
       <w:proofErr w:type="spellEnd"/>
+      <w:proofErr w:type="gramEnd"/>
       <w:r>
         <w:rPr>
           <w:rFonts w:ascii="Consolas" w:eastAsia="Times New Roman" w:hAnsi="Consolas" w:cs="Times New Roman"/>
@@ -9855,7 +10566,20 @@
           <w:lang w:eastAsia="en-IN"/>
           <w14:ligatures w14:val="none"/>
         </w:rPr>
-        <w:t>,)).</w:t>
+        <w:t>,)</w:t>
+      </w:r>
+      <w:proofErr w:type="gramStart"/>
+      <w:r>
+        <w:rPr>
+          <w:rFonts w:ascii="Consolas" w:eastAsia="Times New Roman" w:hAnsi="Consolas" w:cs="Times New Roman"/>
+          <w:color w:val="BBBEBF"/>
+          <w:kern w:val="0"/>
+          <w:sz w:val="21"/>
+          <w:szCs w:val="21"/>
+          <w:lang w:eastAsia="en-IN"/>
+          <w14:ligatures w14:val="none"/>
+        </w:rPr>
+        <w:t>).</w:t>
       </w:r>
       <w:proofErr w:type="spellStart"/>
       <w:r>
@@ -9871,6 +10595,7 @@
         <w:t>fetchone</w:t>
       </w:r>
       <w:proofErr w:type="spellEnd"/>
+      <w:proofErr w:type="gramEnd"/>
       <w:r>
         <w:rPr>
           <w:rFonts w:ascii="Consolas" w:eastAsia="Times New Roman" w:hAnsi="Consolas" w:cs="Times New Roman"/>
@@ -10076,6 +10801,7 @@
         <w:t xml:space="preserve"> </w:t>
       </w:r>
       <w:proofErr w:type="spellStart"/>
+      <w:proofErr w:type="gramStart"/>
       <w:r>
         <w:rPr>
           <w:rFonts w:ascii="Consolas" w:eastAsia="Times New Roman" w:hAnsi="Consolas" w:cs="Times New Roman"/>
@@ -10099,7 +10825,20 @@
           <w:lang w:eastAsia="en-IN"/>
           <w14:ligatures w14:val="none"/>
         </w:rPr>
-        <w:t>({</w:t>
+        <w:t>(</w:t>
+      </w:r>
+      <w:proofErr w:type="gramEnd"/>
+      <w:r>
+        <w:rPr>
+          <w:rFonts w:ascii="Consolas" w:eastAsia="Times New Roman" w:hAnsi="Consolas" w:cs="Times New Roman"/>
+          <w:color w:val="BBBEBF"/>
+          <w:kern w:val="0"/>
+          <w:sz w:val="21"/>
+          <w:szCs w:val="21"/>
+          <w:lang w:eastAsia="en-IN"/>
+          <w14:ligatures w14:val="none"/>
+        </w:rPr>
+        <w:t>{</w:t>
       </w:r>
     </w:p>
     <w:p>
@@ -10578,6 +11317,7 @@
         <w:t xml:space="preserve"> </w:t>
       </w:r>
       <w:proofErr w:type="spellStart"/>
+      <w:proofErr w:type="gramStart"/>
       <w:r>
         <w:rPr>
           <w:rFonts w:ascii="Consolas" w:eastAsia="Times New Roman" w:hAnsi="Consolas" w:cs="Times New Roman"/>
@@ -10601,7 +11341,20 @@
           <w:lang w:eastAsia="en-IN"/>
           <w14:ligatures w14:val="none"/>
         </w:rPr>
-        <w:t>({</w:t>
+        <w:t>(</w:t>
+      </w:r>
+      <w:proofErr w:type="gramEnd"/>
+      <w:r>
+        <w:rPr>
+          <w:rFonts w:ascii="Consolas" w:eastAsia="Times New Roman" w:hAnsi="Consolas" w:cs="Times New Roman"/>
+          <w:color w:val="BBBEBF"/>
+          <w:kern w:val="0"/>
+          <w:sz w:val="21"/>
+          <w:szCs w:val="21"/>
+          <w:lang w:eastAsia="en-IN"/>
+          <w14:ligatures w14:val="none"/>
+        </w:rPr>
+        <w:t>{</w:t>
       </w:r>
     </w:p>
     <w:p>
@@ -10916,6 +11669,7 @@
         <w:t xml:space="preserve">        </w:t>
       </w:r>
       <w:proofErr w:type="spellStart"/>
+      <w:proofErr w:type="gramStart"/>
       <w:r>
         <w:rPr>
           <w:rFonts w:ascii="Consolas" w:eastAsia="Times New Roman" w:hAnsi="Consolas" w:cs="Times New Roman"/>
@@ -10953,6 +11707,7 @@
         <w:t>close</w:t>
       </w:r>
       <w:proofErr w:type="spellEnd"/>
+      <w:proofErr w:type="gramEnd"/>
       <w:r>
         <w:rPr>
           <w:rFonts w:ascii="Consolas" w:eastAsia="Times New Roman" w:hAnsi="Consolas" w:cs="Times New Roman"/>
@@ -11122,6 +11877,7 @@
         <w:t xml:space="preserve">    </w:t>
       </w:r>
       <w:proofErr w:type="spellStart"/>
+      <w:proofErr w:type="gramStart"/>
       <w:r>
         <w:rPr>
           <w:rFonts w:ascii="Consolas" w:eastAsia="Times New Roman" w:hAnsi="Consolas" w:cs="Times New Roman"/>
@@ -11171,6 +11927,7 @@
         </w:rPr>
         <w:t>(</w:t>
       </w:r>
+      <w:proofErr w:type="gramEnd"/>
       <w:r>
         <w:rPr>
           <w:rFonts w:ascii="Consolas" w:eastAsia="Times New Roman" w:hAnsi="Consolas" w:cs="Times New Roman"/>
@@ -11301,7 +12058,7 @@
           <w:lang w:eastAsia="en-IN"/>
           <w14:ligatures w14:val="none"/>
         </w:rPr>
-        <w:t>True</w:t>
+        <w:t>False</w:t>
       </w:r>
       <w:r>
         <w:rPr>
@@ -11320,6 +12077,9 @@
       <w:pPr>
         <w:spacing w:line="276" w:lineRule="auto"/>
       </w:pPr>
+      <w:r>
+        <w:t>https://github.com/SIDDHARTH0424/Logictap_SIDD</w:t>
+      </w:r>
     </w:p>
     <w:p>
       <w:pPr>
@@ -11337,7 +12097,15 @@
         <w:t>Your prompts:</w:t>
       </w:r>
       <w:r>
-        <w:t xml:space="preserve"> paste them, or share the chat link.</w:t>
+        <w:t xml:space="preserve"> paste </w:t>
+      </w:r>
+      <w:proofErr w:type="gramStart"/>
+      <w:r>
+        <w:t>them, or</w:t>
+      </w:r>
+      <w:proofErr w:type="gramEnd"/>
+      <w:r>
+        <w:t xml:space="preserve"> share the chat link.</w:t>
       </w:r>
     </w:p>
     <w:p>
@@ -11392,6 +12160,7 @@
         <w:spacing w:line="276" w:lineRule="auto"/>
       </w:pPr>
       <w:r>
+        <w:lastRenderedPageBreak/>
         <w:t xml:space="preserve">Kept the version 1’s design choice of using </w:t>
       </w:r>
       <w:proofErr w:type="spellStart"/>
@@ -11400,11 +12169,7 @@
       </w:r>
       <w:proofErr w:type="spellEnd"/>
       <w:r>
-        <w:t xml:space="preserve"> as PRIMARY KEY column + INSERT OR IGNORE for idempotency, since it already satisfies the </w:t>
-      </w:r>
-      <w:r>
-        <w:lastRenderedPageBreak/>
-        <w:t>requirement of being able to deduplicate requests at the DB level and return 200 on duplicates.</w:t>
+        <w:t xml:space="preserve"> as PRIMARY KEY column + INSERT OR IGNORE for idempotency, since it already satisfies the requirement of being able to deduplicate requests at the DB level and return 200 on duplicates.</w:t>
       </w:r>
     </w:p>
     <w:p>
@@ -11425,32 +12190,39 @@
       </w:r>
       <w:proofErr w:type="spellEnd"/>
       <w:r>
-        <w:t xml:space="preserve"> being negative, as well as general error handling around SQLite operations, so that invalid input or DB errors result in a JSON error response rather than a server crash. </w:t>
-      </w:r>
-      <w:r>
-        <w:t xml:space="preserve">I also </w:t>
-      </w:r>
-      <w:r>
-        <w:t xml:space="preserve">Factored the DB setup logic into </w:t>
-      </w:r>
-      <w:r>
-        <w:t xml:space="preserve">the </w:t>
-      </w:r>
-      <w:proofErr w:type="spellStart"/>
-      <w:r>
-        <w:t>get_db</w:t>
-      </w:r>
-      <w:proofErr w:type="spellEnd"/>
-      <w:r>
-        <w:t xml:space="preserve">() and </w:t>
-      </w:r>
-      <w:proofErr w:type="spellStart"/>
-      <w:r>
-        <w:t>init_db</w:t>
-      </w:r>
-      <w:proofErr w:type="spellEnd"/>
-      <w:r>
-        <w:t>() functions for better organization.</w:t>
+        <w:t xml:space="preserve"> being negative, as well as general error handling around SQLite operations, so that invalid input or DB errors result in a JSON error response rather than a server crash. I also Factored the DB setup logic into the </w:t>
+      </w:r>
+      <w:proofErr w:type="spellStart"/>
+      <w:r>
+        <w:t>get_</w:t>
+      </w:r>
+      <w:proofErr w:type="gramStart"/>
+      <w:r>
+        <w:t>db</w:t>
+      </w:r>
+      <w:proofErr w:type="spellEnd"/>
+      <w:r>
+        <w:t>(</w:t>
+      </w:r>
+      <w:proofErr w:type="gramEnd"/>
+      <w:r>
+        <w:t xml:space="preserve">) and </w:t>
+      </w:r>
+      <w:proofErr w:type="spellStart"/>
+      <w:r>
+        <w:t>init_</w:t>
+      </w:r>
+      <w:proofErr w:type="gramStart"/>
+      <w:r>
+        <w:t>db</w:t>
+      </w:r>
+      <w:proofErr w:type="spellEnd"/>
+      <w:r>
+        <w:t>(</w:t>
+      </w:r>
+      <w:proofErr w:type="gramEnd"/>
+      <w:r>
+        <w:t>) functions for better organization.</w:t>
       </w:r>
     </w:p>
     <w:p>
@@ -11479,8 +12251,17 @@
           <w:b/>
           <w:bCs/>
         </w:rPr>
-        <w:t>Proof it runs:</w:t>
-      </w:r>
+        <w:t xml:space="preserve">Proof it </w:t>
+      </w:r>
+      <w:proofErr w:type="gramStart"/>
+      <w:r>
+        <w:rPr>
+          <w:b/>
+          <w:bCs/>
+        </w:rPr>
+        <w:t>runs:</w:t>
+      </w:r>
+      <w:proofErr w:type="gramEnd"/>
       <w:r>
         <w:t xml:space="preserve"> paste your terminal output showing the same request sent twice, followed by the GET for that call.</w:t>
       </w:r>
@@ -11580,6 +12361,9 @@
       <w:pPr>
         <w:spacing w:line="276" w:lineRule="auto"/>
       </w:pPr>
+      <w:r>
+        <w:t>https://github.com/SIDDHARTH0424/Logictap_SIDD</w:t>
+      </w:r>
     </w:p>
     <w:p>
       <w:pPr>
@@ -11609,11 +12393,19 @@
       </w:r>
       <w:proofErr w:type="spellStart"/>
       <w:r>
-        <w:t>test_duplicate_request_does_not_create_second_record</w:t>
-      </w:r>
-      <w:proofErr w:type="spellEnd"/>
-      <w:r>
-        <w:t>():</w:t>
+        <w:t>test_duplicate_request_does_not_create_second_</w:t>
+      </w:r>
+      <w:proofErr w:type="gramStart"/>
+      <w:r>
+        <w:t>record</w:t>
+      </w:r>
+      <w:proofErr w:type="spellEnd"/>
+      <w:r>
+        <w:t>(</w:t>
+      </w:r>
+      <w:proofErr w:type="gramEnd"/>
+      <w:r>
+        <w:t>):</w:t>
       </w:r>
     </w:p>
     <w:p>
@@ -11625,11 +12417,19 @@
       </w:r>
       <w:proofErr w:type="spellStart"/>
       <w:r>
-        <w:t>app.test_client</w:t>
-      </w:r>
-      <w:proofErr w:type="spellEnd"/>
-      <w:r>
-        <w:t>()</w:t>
+        <w:t>app.test_</w:t>
+      </w:r>
+      <w:proofErr w:type="gramStart"/>
+      <w:r>
+        <w:t>client</w:t>
+      </w:r>
+      <w:proofErr w:type="spellEnd"/>
+      <w:r>
+        <w:t>(</w:t>
+      </w:r>
+      <w:proofErr w:type="gramEnd"/>
+      <w:r>
+        <w:t>)</w:t>
       </w:r>
     </w:p>
     <w:p>
@@ -11653,12 +12453,272 @@
         <w:t xml:space="preserve">        "</w:t>
       </w:r>
       <w:proofErr w:type="spellStart"/>
+      <w:proofErr w:type="gramStart"/>
+      <w:r>
+        <w:t>call</w:t>
+      </w:r>
+      <w:proofErr w:type="gramEnd"/>
+      <w:r>
+        <w:t>_id</w:t>
+      </w:r>
+      <w:proofErr w:type="spellEnd"/>
+      <w:r>
+        <w:t>": "test-duplicate",</w:t>
+      </w:r>
+    </w:p>
+    <w:p>
+      <w:pPr>
+        <w:spacing w:line="276" w:lineRule="auto"/>
+      </w:pPr>
+      <w:r>
+        <w:t xml:space="preserve">        "status": "completed",</w:t>
+      </w:r>
+    </w:p>
+    <w:p>
+      <w:pPr>
+        <w:spacing w:line="276" w:lineRule="auto"/>
+      </w:pPr>
+      <w:r>
+        <w:t xml:space="preserve">        "</w:t>
+      </w:r>
+      <w:proofErr w:type="spellStart"/>
+      <w:proofErr w:type="gramStart"/>
+      <w:r>
+        <w:t>duration</w:t>
+      </w:r>
+      <w:proofErr w:type="gramEnd"/>
+      <w:r>
+        <w:t>_secs</w:t>
+      </w:r>
+      <w:proofErr w:type="spellEnd"/>
+      <w:r>
+        <w:t>": 120</w:t>
+      </w:r>
+    </w:p>
+    <w:p>
+      <w:pPr>
+        <w:spacing w:line="276" w:lineRule="auto"/>
+      </w:pPr>
+      <w:r>
+        <w:t xml:space="preserve">    }</w:t>
+      </w:r>
+    </w:p>
+    <w:p>
+      <w:pPr>
+        <w:spacing w:line="276" w:lineRule="auto"/>
+      </w:pPr>
+    </w:p>
+    <w:p>
+      <w:pPr>
+        <w:spacing w:line="276" w:lineRule="auto"/>
+      </w:pPr>
+      <w:r>
+        <w:t xml:space="preserve">    first = </w:t>
+      </w:r>
+      <w:proofErr w:type="spellStart"/>
+      <w:proofErr w:type="gramStart"/>
+      <w:r>
+        <w:t>client.post</w:t>
+      </w:r>
+      <w:proofErr w:type="spellEnd"/>
+      <w:r>
+        <w:t>(</w:t>
+      </w:r>
+      <w:proofErr w:type="gramEnd"/>
+      <w:r>
+        <w:t xml:space="preserve">"/call-ended", </w:t>
+      </w:r>
+      <w:proofErr w:type="spellStart"/>
+      <w:r>
+        <w:t>json</w:t>
+      </w:r>
+      <w:proofErr w:type="spellEnd"/>
+      <w:r>
+        <w:t>=payload)</w:t>
+      </w:r>
+    </w:p>
+    <w:p>
+      <w:pPr>
+        <w:spacing w:line="276" w:lineRule="auto"/>
+      </w:pPr>
+      <w:r>
+        <w:t xml:space="preserve">    second = </w:t>
+      </w:r>
+      <w:proofErr w:type="spellStart"/>
+      <w:proofErr w:type="gramStart"/>
+      <w:r>
+        <w:t>client.post</w:t>
+      </w:r>
+      <w:proofErr w:type="spellEnd"/>
+      <w:r>
+        <w:t>(</w:t>
+      </w:r>
+      <w:proofErr w:type="gramEnd"/>
+      <w:r>
+        <w:t xml:space="preserve">"/call-ended", </w:t>
+      </w:r>
+      <w:proofErr w:type="spellStart"/>
+      <w:r>
+        <w:t>json</w:t>
+      </w:r>
+      <w:proofErr w:type="spellEnd"/>
+      <w:r>
+        <w:t>=payload)</w:t>
+      </w:r>
+    </w:p>
+    <w:p>
+      <w:pPr>
+        <w:spacing w:line="276" w:lineRule="auto"/>
+      </w:pPr>
+    </w:p>
+    <w:p>
+      <w:pPr>
+        <w:spacing w:line="276" w:lineRule="auto"/>
+      </w:pPr>
+      <w:r>
+        <w:t xml:space="preserve">    assert </w:t>
+      </w:r>
+      <w:proofErr w:type="spellStart"/>
+      <w:proofErr w:type="gramStart"/>
+      <w:r>
+        <w:t>first.status</w:t>
+      </w:r>
+      <w:proofErr w:type="gramEnd"/>
+      <w:r>
+        <w:t>_code</w:t>
+      </w:r>
+      <w:proofErr w:type="spellEnd"/>
+      <w:r>
+        <w:t xml:space="preserve"> == 201</w:t>
+      </w:r>
+    </w:p>
+    <w:p>
+      <w:pPr>
+        <w:spacing w:line="276" w:lineRule="auto"/>
+      </w:pPr>
+      <w:r>
+        <w:t xml:space="preserve">    assert </w:t>
+      </w:r>
+      <w:proofErr w:type="spellStart"/>
+      <w:proofErr w:type="gramStart"/>
+      <w:r>
+        <w:t>second.status</w:t>
+      </w:r>
+      <w:proofErr w:type="gramEnd"/>
+      <w:r>
+        <w:t>_code</w:t>
+      </w:r>
+      <w:proofErr w:type="spellEnd"/>
+      <w:r>
+        <w:t xml:space="preserve"> == 200</w:t>
+      </w:r>
+    </w:p>
+    <w:p>
+      <w:pPr>
+        <w:spacing w:line="276" w:lineRule="auto"/>
+      </w:pPr>
+      <w:r>
+        <w:t xml:space="preserve">    assert </w:t>
+      </w:r>
+      <w:proofErr w:type="spellStart"/>
+      <w:r>
+        <w:t>second.get_json</w:t>
+      </w:r>
+      <w:proofErr w:type="spellEnd"/>
+      <w:proofErr w:type="gramStart"/>
+      <w:r>
+        <w:t>()[</w:t>
+      </w:r>
+      <w:proofErr w:type="gramEnd"/>
+      <w:r>
+        <w:t>"result"] == "</w:t>
+      </w:r>
+      <w:proofErr w:type="spellStart"/>
+      <w:r>
+        <w:t>duplicate_ignored</w:t>
+      </w:r>
+      <w:proofErr w:type="spellEnd"/>
+      <w:r>
+        <w:t>"</w:t>
+      </w:r>
+    </w:p>
+    <w:p>
+      <w:pPr>
+        <w:spacing w:line="276" w:lineRule="auto"/>
+      </w:pPr>
+    </w:p>
+    <w:p>
+      <w:pPr>
+        <w:spacing w:line="276" w:lineRule="auto"/>
+      </w:pPr>
+      <w:r>
+        <w:t xml:space="preserve">    with </w:t>
+      </w:r>
+      <w:proofErr w:type="spellStart"/>
+      <w:r>
+        <w:t>get_</w:t>
+      </w:r>
+      <w:proofErr w:type="gramStart"/>
+      <w:r>
+        <w:t>db</w:t>
+      </w:r>
+      <w:proofErr w:type="spellEnd"/>
+      <w:r>
+        <w:t>(</w:t>
+      </w:r>
+      <w:proofErr w:type="gramEnd"/>
+      <w:r>
+        <w:t>) as conn:</w:t>
+      </w:r>
+    </w:p>
+    <w:p>
+      <w:pPr>
+        <w:spacing w:line="276" w:lineRule="auto"/>
+      </w:pPr>
+      <w:r>
+        <w:t xml:space="preserve">        row = </w:t>
+      </w:r>
+      <w:proofErr w:type="spellStart"/>
+      <w:proofErr w:type="gramStart"/>
+      <w:r>
+        <w:t>conn.execute</w:t>
+      </w:r>
+      <w:proofErr w:type="spellEnd"/>
+      <w:proofErr w:type="gramEnd"/>
+      <w:r>
+        <w:t>(</w:t>
+      </w:r>
+    </w:p>
+    <w:p>
+      <w:pPr>
+        <w:spacing w:line="276" w:lineRule="auto"/>
+      </w:pPr>
+      <w:r>
+        <w:t xml:space="preserve">            "SELECT </w:t>
+      </w:r>
+      <w:proofErr w:type="gramStart"/>
+      <w:r>
+        <w:t>COUNT(</w:t>
+      </w:r>
+      <w:proofErr w:type="gramEnd"/>
+      <w:r>
+        <w:t xml:space="preserve">*) AS count FROM calls WHERE </w:t>
+      </w:r>
+      <w:proofErr w:type="spellStart"/>
       <w:r>
         <w:t>call_id</w:t>
       </w:r>
       <w:proofErr w:type="spellEnd"/>
       <w:r>
-        <w:t>": "test-duplicate",</w:t>
+        <w:t xml:space="preserve"> </w:t>
+      </w:r>
+      <w:proofErr w:type="gramStart"/>
+      <w:r>
+        <w:t>= ?</w:t>
+      </w:r>
+      <w:proofErr w:type="gramEnd"/>
+      <w:r>
+        <w:t>",</w:t>
       </w:r>
     </w:p>
     <w:p>
@@ -11666,7 +12726,7 @@
         <w:spacing w:line="276" w:lineRule="auto"/>
       </w:pPr>
       <w:r>
-        <w:t xml:space="preserve">        "status": "completed",</w:t>
+        <w:t xml:space="preserve">            ("test-duplicate",)</w:t>
       </w:r>
     </w:p>
     <w:p>
@@ -11674,212 +12734,18 @@
         <w:spacing w:line="276" w:lineRule="auto"/>
       </w:pPr>
       <w:r>
-        <w:t xml:space="preserve">        "</w:t>
-      </w:r>
-      <w:proofErr w:type="spellStart"/>
-      <w:r>
-        <w:t>duration_secs</w:t>
-      </w:r>
-      <w:proofErr w:type="spellEnd"/>
-      <w:r>
-        <w:t>": 120</w:t>
-      </w:r>
-    </w:p>
-    <w:p>
-      <w:pPr>
-        <w:spacing w:line="276" w:lineRule="auto"/>
-      </w:pPr>
-      <w:r>
-        <w:t xml:space="preserve">    }</w:t>
-      </w:r>
-    </w:p>
-    <w:p>
-      <w:pPr>
-        <w:spacing w:line="276" w:lineRule="auto"/>
-      </w:pPr>
-    </w:p>
-    <w:p>
-      <w:pPr>
-        <w:spacing w:line="276" w:lineRule="auto"/>
-      </w:pPr>
-      <w:r>
-        <w:t xml:space="preserve">    first = </w:t>
-      </w:r>
-      <w:proofErr w:type="spellStart"/>
-      <w:r>
-        <w:t>client.post</w:t>
-      </w:r>
-      <w:proofErr w:type="spellEnd"/>
-      <w:r>
-        <w:t xml:space="preserve">("/call-ended", </w:t>
-      </w:r>
-      <w:proofErr w:type="spellStart"/>
-      <w:r>
-        <w:t>json</w:t>
-      </w:r>
-      <w:proofErr w:type="spellEnd"/>
-      <w:r>
-        <w:t>=payload)</w:t>
-      </w:r>
-    </w:p>
-    <w:p>
-      <w:pPr>
-        <w:spacing w:line="276" w:lineRule="auto"/>
-      </w:pPr>
-      <w:r>
-        <w:t xml:space="preserve">    second = </w:t>
-      </w:r>
-      <w:proofErr w:type="spellStart"/>
-      <w:r>
-        <w:t>client.post</w:t>
-      </w:r>
-      <w:proofErr w:type="spellEnd"/>
-      <w:r>
-        <w:t xml:space="preserve">("/call-ended", </w:t>
-      </w:r>
-      <w:proofErr w:type="spellStart"/>
-      <w:r>
-        <w:t>json</w:t>
-      </w:r>
-      <w:proofErr w:type="spellEnd"/>
-      <w:r>
-        <w:t>=payload)</w:t>
-      </w:r>
-    </w:p>
-    <w:p>
-      <w:pPr>
-        <w:spacing w:line="276" w:lineRule="auto"/>
-      </w:pPr>
-    </w:p>
-    <w:p>
-      <w:pPr>
-        <w:spacing w:line="276" w:lineRule="auto"/>
-      </w:pPr>
-      <w:r>
-        <w:t xml:space="preserve">    assert </w:t>
-      </w:r>
-      <w:proofErr w:type="spellStart"/>
-      <w:r>
-        <w:t>first.status_code</w:t>
-      </w:r>
-      <w:proofErr w:type="spellEnd"/>
-      <w:r>
-        <w:t xml:space="preserve"> == 201</w:t>
-      </w:r>
-    </w:p>
-    <w:p>
-      <w:pPr>
-        <w:spacing w:line="276" w:lineRule="auto"/>
-      </w:pPr>
-      <w:r>
-        <w:t xml:space="preserve">    assert </w:t>
-      </w:r>
-      <w:proofErr w:type="spellStart"/>
-      <w:r>
-        <w:t>second.status_code</w:t>
-      </w:r>
-      <w:proofErr w:type="spellEnd"/>
-      <w:r>
-        <w:t xml:space="preserve"> == 200</w:t>
-      </w:r>
-    </w:p>
-    <w:p>
-      <w:pPr>
-        <w:spacing w:line="276" w:lineRule="auto"/>
-      </w:pPr>
-      <w:r>
-        <w:t xml:space="preserve">    assert </w:t>
-      </w:r>
-      <w:proofErr w:type="spellStart"/>
-      <w:r>
-        <w:t>second.get_json</w:t>
-      </w:r>
-      <w:proofErr w:type="spellEnd"/>
-      <w:r>
-        <w:t>()["result"] == "</w:t>
-      </w:r>
-      <w:proofErr w:type="spellStart"/>
-      <w:r>
-        <w:t>duplicate_ignored</w:t>
-      </w:r>
-      <w:proofErr w:type="spellEnd"/>
-      <w:r>
-        <w:t>"</w:t>
-      </w:r>
-    </w:p>
-    <w:p>
-      <w:pPr>
-        <w:spacing w:line="276" w:lineRule="auto"/>
-      </w:pPr>
-    </w:p>
-    <w:p>
-      <w:pPr>
-        <w:spacing w:line="276" w:lineRule="auto"/>
-      </w:pPr>
-      <w:r>
-        <w:t xml:space="preserve">    with </w:t>
-      </w:r>
-      <w:proofErr w:type="spellStart"/>
-      <w:r>
-        <w:t>get_db</w:t>
-      </w:r>
-      <w:proofErr w:type="spellEnd"/>
-      <w:r>
-        <w:t>() as conn:</w:t>
-      </w:r>
-    </w:p>
-    <w:p>
-      <w:pPr>
-        <w:spacing w:line="276" w:lineRule="auto"/>
-      </w:pPr>
-      <w:r>
-        <w:t xml:space="preserve">        row = </w:t>
-      </w:r>
-      <w:proofErr w:type="spellStart"/>
-      <w:r>
-        <w:t>conn.execute</w:t>
-      </w:r>
-      <w:proofErr w:type="spellEnd"/>
-      <w:r>
-        <w:t>(</w:t>
-      </w:r>
-    </w:p>
-    <w:p>
-      <w:pPr>
-        <w:spacing w:line="276" w:lineRule="auto"/>
-      </w:pPr>
-      <w:r>
-        <w:t xml:space="preserve">            "SELECT COUNT(*) AS count FROM calls WHERE </w:t>
-      </w:r>
-      <w:proofErr w:type="spellStart"/>
-      <w:r>
-        <w:t>call_id</w:t>
-      </w:r>
-      <w:proofErr w:type="spellEnd"/>
-      <w:r>
-        <w:t xml:space="preserve"> = ?",</w:t>
-      </w:r>
-    </w:p>
-    <w:p>
-      <w:pPr>
-        <w:spacing w:line="276" w:lineRule="auto"/>
-      </w:pPr>
-      <w:r>
-        <w:t xml:space="preserve">            ("test-duplicate",)</w:t>
-      </w:r>
-    </w:p>
-    <w:p>
-      <w:pPr>
-        <w:spacing w:line="276" w:lineRule="auto"/>
-      </w:pPr>
-      <w:r>
-        <w:t xml:space="preserve">        ).</w:t>
+        <w:t xml:space="preserve">        </w:t>
+      </w:r>
+      <w:proofErr w:type="gramStart"/>
+      <w:r>
+        <w:t>).</w:t>
       </w:r>
       <w:proofErr w:type="spellStart"/>
       <w:r>
         <w:t>fetchone</w:t>
       </w:r>
       <w:proofErr w:type="spellEnd"/>
+      <w:proofErr w:type="gramEnd"/>
       <w:r>
         <w:t>()</w:t>
       </w:r>
@@ -12032,10 +12898,12 @@
         <w:t xml:space="preserve"> (</w:t>
       </w:r>
       <w:proofErr w:type="spellStart"/>
+      <w:proofErr w:type="gramStart"/>
       <w:r>
         <w:t>webhook.site</w:t>
       </w:r>
       <w:proofErr w:type="spellEnd"/>
+      <w:proofErr w:type="gramEnd"/>
       <w:r>
         <w:t xml:space="preserve"> wouldn't load, so I switched), Windows PowerShell, curl.exe, Python, Flask, SQLite, </w:t>
       </w:r>
@@ -12047,6 +12915,11 @@
       <w:r>
         <w:t>, a web browser, and a code editor.</w:t>
       </w:r>
+    </w:p>
+    <w:p>
+      <w:pPr>
+        <w:spacing w:line="276" w:lineRule="auto"/>
+      </w:pPr>
     </w:p>
     <w:p>
       <w:pPr>
@@ -12062,6 +12935,7 @@
         <w:spacing w:line="276" w:lineRule="auto"/>
       </w:pPr>
       <w:r>
+        <w:lastRenderedPageBreak/>
         <w:t>In one line, what was the hardest part?</w:t>
       </w:r>
     </w:p>
@@ -12075,7 +12949,6 @@
         <w:spacing w:line="276" w:lineRule="auto"/>
       </w:pPr>
       <w:r>
-        <w:lastRenderedPageBreak/>
         <w:t xml:space="preserve">The hardest part was making sure that a request with the same </w:t>
       </w:r>
       <w:proofErr w:type="spellStart"/>
@@ -12121,6 +12994,17 @@
       </w:r>
       <w:r>
         <w:t>5 minutes</w:t>
+      </w:r>
+    </w:p>
+    <w:p>
+      <w:pPr>
+        <w:spacing w:line="276" w:lineRule="auto"/>
+      </w:pPr>
+      <w:r>
+        <w:t xml:space="preserve">MY GIT REPO: </w:t>
+      </w:r>
+      <w:r>
+        <w:t>https://github.com/SIDDHARTH0424/Logictap_SIDD</w:t>
       </w:r>
     </w:p>
     <w:sectPr>
@@ -14108,6 +14992,7 @@
   <w:style w:type="character" w:default="1" w:styleId="DefaultParagraphFont">
     <w:name w:val="Default Paragraph Font"/>
     <w:uiPriority w:val="1"/>
+    <w:semiHidden/>
     <w:unhideWhenUsed/>
   </w:style>
   <w:style w:type="table" w:default="1" w:styleId="TableNormal">
